--- a/SUBTASKS log.docx
+++ b/SUBTASKS log.docx
@@ -3237,6 +3237,1644 @@
           <w:p>
             <w:r>
               <w:t>SUBTASKS log.docx</w:t>
+            </w:r>
+          </w:p>
+        </w:tc>
+        <w:tc>
+          <w:tcPr>
+            <w:tcW w:type="dxa" w:w="1440"/>
+            <w:shd w:val="clear" w:color="auto" w:fill="D5F5E3"/>
+          </w:tcPr>
+          <w:p>
+            <w:r>
+              <w:t>✅</w:t>
+            </w:r>
+          </w:p>
+        </w:tc>
+      </w:tr>
+      <w:tr>
+        <w:tc>
+          <w:tcPr>
+            <w:tcW w:type="dxa" w:w="1440"/>
+          </w:tcPr>
+          <w:p>
+            <w:r>
+              <w:t>2026-09-01 16:30:12</w:t>
+            </w:r>
+          </w:p>
+        </w:tc>
+        <w:tc>
+          <w:tcPr>
+            <w:tcW w:type="dxa" w:w="1440"/>
+          </w:tcPr>
+          <w:p>
+            <w:r>
+              <w:t>API</w:t>
+            </w:r>
+          </w:p>
+        </w:tc>
+        <w:tc>
+          <w:tcPr>
+            <w:tcW w:type="dxa" w:w="1440"/>
+          </w:tcPr>
+          <w:p>
+            <w:r>
+              <w:t>API.1</w:t>
+            </w:r>
+          </w:p>
+        </w:tc>
+        <w:tc>
+          <w:tcPr>
+            <w:tcW w:type="dxa" w:w="1440"/>
+          </w:tcPr>
+          <w:p>
+            <w:r>
+              <w:t>Write API.md: canonical v0.3 backend implementation contract (17 REST + 1 WS; matches SPEC §4 and frontend types)</w:t>
+            </w:r>
+          </w:p>
+        </w:tc>
+        <w:tc>
+          <w:tcPr>
+            <w:tcW w:type="dxa" w:w="1440"/>
+          </w:tcPr>
+          <w:p>
+            <w:r>
+              <w:t>API.md</w:t>
+            </w:r>
+          </w:p>
+        </w:tc>
+        <w:tc>
+          <w:tcPr>
+            <w:tcW w:type="dxa" w:w="1440"/>
+            <w:shd w:val="clear" w:color="auto" w:fill="D5F5E3"/>
+          </w:tcPr>
+          <w:p>
+            <w:r>
+              <w:t>✅</w:t>
+            </w:r>
+          </w:p>
+        </w:tc>
+      </w:tr>
+      <w:tr>
+        <w:tc>
+          <w:tcPr>
+            <w:tcW w:type="dxa" w:w="1440"/>
+          </w:tcPr>
+          <w:p>
+            <w:r>
+              <w:t>2026-09-01 16:53:32</w:t>
+            </w:r>
+          </w:p>
+        </w:tc>
+        <w:tc>
+          <w:tcPr>
+            <w:tcW w:type="dxa" w:w="1440"/>
+          </w:tcPr>
+          <w:p>
+            <w:r>
+              <w:t>14</w:t>
+            </w:r>
+          </w:p>
+        </w:tc>
+        <w:tc>
+          <w:tcPr>
+            <w:tcW w:type="dxa" w:w="1440"/>
+          </w:tcPr>
+          <w:p>
+            <w:r>
+              <w:t>14.1</w:t>
+            </w:r>
+          </w:p>
+        </w:tc>
+        <w:tc>
+          <w:tcPr>
+            <w:tcW w:type="dxa" w:w="1440"/>
+          </w:tcPr>
+          <w:p>
+            <w:r>
+              <w:t>Update build.gradle with v0.3 deps (data-jpa, websocket, validation, flyway, jjwt, jasypt, sshd, testcontainers)</w:t>
+            </w:r>
+          </w:p>
+        </w:tc>
+        <w:tc>
+          <w:tcPr>
+            <w:tcW w:type="dxa" w:w="1440"/>
+          </w:tcPr>
+          <w:p>
+            <w:r>
+              <w:t>backend/build.gradle</w:t>
+            </w:r>
+          </w:p>
+        </w:tc>
+        <w:tc>
+          <w:tcPr>
+            <w:tcW w:type="dxa" w:w="1440"/>
+            <w:shd w:val="clear" w:color="auto" w:fill="D5F5E3"/>
+          </w:tcPr>
+          <w:p>
+            <w:r>
+              <w:t>✅</w:t>
+            </w:r>
+          </w:p>
+        </w:tc>
+      </w:tr>
+      <w:tr>
+        <w:tc>
+          <w:tcPr>
+            <w:tcW w:type="dxa" w:w="1440"/>
+          </w:tcPr>
+          <w:p>
+            <w:r>
+              <w:t>2026-09-01 17:01:07</w:t>
+            </w:r>
+          </w:p>
+        </w:tc>
+        <w:tc>
+          <w:tcPr>
+            <w:tcW w:type="dxa" w:w="1440"/>
+          </w:tcPr>
+          <w:p>
+            <w:r>
+              <w:t>14</w:t>
+            </w:r>
+          </w:p>
+        </w:tc>
+        <w:tc>
+          <w:tcPr>
+            <w:tcW w:type="dxa" w:w="1440"/>
+          </w:tcPr>
+          <w:p>
+            <w:r>
+              <w:t>14.2</w:t>
+            </w:r>
+          </w:p>
+        </w:tc>
+        <w:tc>
+          <w:tcPr>
+            <w:tcW w:type="dxa" w:w="1440"/>
+          </w:tcPr>
+          <w:p>
+            <w:r>
+              <w:t>Create V1__init.sql users table (UUID PK, must_change_password, unique username, idx_users_username_lower)</w:t>
+            </w:r>
+          </w:p>
+        </w:tc>
+        <w:tc>
+          <w:tcPr>
+            <w:tcW w:type="dxa" w:w="1440"/>
+          </w:tcPr>
+          <w:p>
+            <w:r>
+              <w:t>backend/src/main/resources/db/migration/V1__init.sql</w:t>
+            </w:r>
+          </w:p>
+        </w:tc>
+        <w:tc>
+          <w:tcPr>
+            <w:tcW w:type="dxa" w:w="1440"/>
+            <w:shd w:val="clear" w:color="auto" w:fill="D5F5E3"/>
+          </w:tcPr>
+          <w:p>
+            <w:r>
+              <w:t>✅</w:t>
+            </w:r>
+          </w:p>
+        </w:tc>
+      </w:tr>
+      <w:tr>
+        <w:tc>
+          <w:tcPr>
+            <w:tcW w:type="dxa" w:w="1440"/>
+          </w:tcPr>
+          <w:p>
+            <w:r>
+              <w:t>2026-09-01 17:01:11</w:t>
+            </w:r>
+          </w:p>
+        </w:tc>
+        <w:tc>
+          <w:tcPr>
+            <w:tcW w:type="dxa" w:w="1440"/>
+          </w:tcPr>
+          <w:p>
+            <w:r>
+              <w:t>14</w:t>
+            </w:r>
+          </w:p>
+        </w:tc>
+        <w:tc>
+          <w:tcPr>
+            <w:tcW w:type="dxa" w:w="1440"/>
+          </w:tcPr>
+          <w:p>
+            <w:r>
+              <w:t>14.3</w:t>
+            </w:r>
+          </w:p>
+        </w:tc>
+        <w:tc>
+          <w:tcPr>
+            <w:tcW w:type="dxa" w:w="1440"/>
+          </w:tcPr>
+          <w:p>
+            <w:r>
+              <w:t>Create V1__init.sql engines table (code unique among non-deleted via partial idx; server_password column; mode/status checks)</w:t>
+            </w:r>
+          </w:p>
+        </w:tc>
+        <w:tc>
+          <w:tcPr>
+            <w:tcW w:type="dxa" w:w="1440"/>
+          </w:tcPr>
+          <w:p>
+            <w:r>
+              <w:t>backend/src/main/resources/db/migration/V1__init.sql</w:t>
+            </w:r>
+          </w:p>
+        </w:tc>
+        <w:tc>
+          <w:tcPr>
+            <w:tcW w:type="dxa" w:w="1440"/>
+            <w:shd w:val="clear" w:color="auto" w:fill="D5F5E3"/>
+          </w:tcPr>
+          <w:p>
+            <w:r>
+              <w:t>✅</w:t>
+            </w:r>
+          </w:p>
+        </w:tc>
+      </w:tr>
+      <w:tr>
+        <w:tc>
+          <w:tcPr>
+            <w:tcW w:type="dxa" w:w="1440"/>
+          </w:tcPr>
+          <w:p>
+            <w:r>
+              <w:t>2026-09-01 17:01:15</w:t>
+            </w:r>
+          </w:p>
+        </w:tc>
+        <w:tc>
+          <w:tcPr>
+            <w:tcW w:type="dxa" w:w="1440"/>
+          </w:tcPr>
+          <w:p>
+            <w:r>
+              <w:t>14</w:t>
+            </w:r>
+          </w:p>
+        </w:tc>
+        <w:tc>
+          <w:tcPr>
+            <w:tcW w:type="dxa" w:w="1440"/>
+          </w:tcPr>
+          <w:p>
+            <w:r>
+              <w:t>14.4</w:t>
+            </w:r>
+          </w:p>
+        </w:tc>
+        <w:tc>
+          <w:tcPr>
+            <w:tcW w:type="dxa" w:w="1440"/>
+          </w:tcPr>
+          <w:p>
+            <w:r>
+              <w:t>Create V1__init.sql audit_log table (jsonb details, idx on timestamp/actor_username/target_engine_code)</w:t>
+            </w:r>
+          </w:p>
+        </w:tc>
+        <w:tc>
+          <w:tcPr>
+            <w:tcW w:type="dxa" w:w="1440"/>
+          </w:tcPr>
+          <w:p>
+            <w:r>
+              <w:t>backend/src/main/resources/db/migration/V1__init.sql</w:t>
+            </w:r>
+          </w:p>
+        </w:tc>
+        <w:tc>
+          <w:tcPr>
+            <w:tcW w:type="dxa" w:w="1440"/>
+            <w:shd w:val="clear" w:color="auto" w:fill="D5F5E3"/>
+          </w:tcPr>
+          <w:p>
+            <w:r>
+              <w:t>✅</w:t>
+            </w:r>
+          </w:p>
+        </w:tc>
+      </w:tr>
+      <w:tr>
+        <w:tc>
+          <w:tcPr>
+            <w:tcW w:type="dxa" w:w="1440"/>
+          </w:tcPr>
+          <w:p>
+            <w:r>
+              <w:t>2026-09-01 17:01:17</w:t>
+            </w:r>
+          </w:p>
+        </w:tc>
+        <w:tc>
+          <w:tcPr>
+            <w:tcW w:type="dxa" w:w="1440"/>
+          </w:tcPr>
+          <w:p>
+            <w:r>
+              <w:t>14</w:t>
+            </w:r>
+          </w:p>
+        </w:tc>
+        <w:tc>
+          <w:tcPr>
+            <w:tcW w:type="dxa" w:w="1440"/>
+          </w:tcPr>
+          <w:p>
+            <w:r>
+              <w:t>14.5</w:t>
+            </w:r>
+          </w:p>
+        </w:tc>
+        <w:tc>
+          <w:tcPr>
+            <w:tcW w:type="dxa" w:w="1440"/>
+          </w:tcPr>
+          <w:p>
+            <w:r>
+              <w:t>Create V1__init.sql user_engine_access join table (composite PK, idx on engine_id)</w:t>
+            </w:r>
+          </w:p>
+        </w:tc>
+        <w:tc>
+          <w:tcPr>
+            <w:tcW w:type="dxa" w:w="1440"/>
+          </w:tcPr>
+          <w:p>
+            <w:r>
+              <w:t>backend/src/main/resources/db/migration/V1__init.sql</w:t>
+            </w:r>
+          </w:p>
+        </w:tc>
+        <w:tc>
+          <w:tcPr>
+            <w:tcW w:type="dxa" w:w="1440"/>
+            <w:shd w:val="clear" w:color="auto" w:fill="D5F5E3"/>
+          </w:tcPr>
+          <w:p>
+            <w:r>
+              <w:t>✅</w:t>
+            </w:r>
+          </w:p>
+        </w:tc>
+      </w:tr>
+      <w:tr>
+        <w:tc>
+          <w:tcPr>
+            <w:tcW w:type="dxa" w:w="1440"/>
+          </w:tcPr>
+          <w:p>
+            <w:r>
+              <w:t>2026-09-01 17:01:20</w:t>
+            </w:r>
+          </w:p>
+        </w:tc>
+        <w:tc>
+          <w:tcPr>
+            <w:tcW w:type="dxa" w:w="1440"/>
+          </w:tcPr>
+          <w:p>
+            <w:r>
+              <w:t>14</w:t>
+            </w:r>
+          </w:p>
+        </w:tc>
+        <w:tc>
+          <w:tcPr>
+            <w:tcW w:type="dxa" w:w="1440"/>
+          </w:tcPr>
+          <w:p>
+            <w:r>
+              <w:t>14.6</w:t>
+            </w:r>
+          </w:p>
+        </w:tc>
+        <w:tc>
+          <w:tcPr>
+            <w:tcW w:type="dxa" w:w="1440"/>
+          </w:tcPr>
+          <w:p>
+            <w:r>
+              <w:t>Create User JPA entity (UUID PK, @Version, roleType enum, mustChangePassword, assignedEngines LAZY @ManyToMany, no @Data, package-private passwordHash accessors)</w:t>
+            </w:r>
+          </w:p>
+        </w:tc>
+        <w:tc>
+          <w:tcPr>
+            <w:tcW w:type="dxa" w:w="1440"/>
+          </w:tcPr>
+          <w:p>
+            <w:r>
+              <w:t>backend/src/main/java/com/BPL_Order_Engine_Admin/manager/user/User.java</w:t>
+            </w:r>
+          </w:p>
+        </w:tc>
+        <w:tc>
+          <w:tcPr>
+            <w:tcW w:type="dxa" w:w="1440"/>
+            <w:shd w:val="clear" w:color="auto" w:fill="D5F5E3"/>
+          </w:tcPr>
+          <w:p>
+            <w:r>
+              <w:t>✅</w:t>
+            </w:r>
+          </w:p>
+        </w:tc>
+      </w:tr>
+      <w:tr>
+        <w:tc>
+          <w:tcPr>
+            <w:tcW w:type="dxa" w:w="1440"/>
+          </w:tcPr>
+          <w:p>
+            <w:r>
+              <w:t>2026-09-01 17:01:24</w:t>
+            </w:r>
+          </w:p>
+        </w:tc>
+        <w:tc>
+          <w:tcPr>
+            <w:tcW w:type="dxa" w:w="1440"/>
+          </w:tcPr>
+          <w:p>
+            <w:r>
+              <w:t>14</w:t>
+            </w:r>
+          </w:p>
+        </w:tc>
+        <w:tc>
+          <w:tcPr>
+            <w:tcW w:type="dxa" w:w="1440"/>
+          </w:tcPr>
+          <w:p>
+            <w:r>
+              <w:t>14.7</w:t>
+            </w:r>
+          </w:p>
+        </w:tc>
+        <w:tc>
+          <w:tcPr>
+            <w:tcW w:type="dxa" w:w="1440"/>
+          </w:tcPr>
+          <w:p>
+            <w:r>
+              <w:t>Create Engine JPA entity (UUID PK, @Version, EngineMode/EngineStatus enums, serverPassword package-private, soft delete deletedAt, assignedUsers inverse LAZY)</w:t>
+            </w:r>
+          </w:p>
+        </w:tc>
+        <w:tc>
+          <w:tcPr>
+            <w:tcW w:type="dxa" w:w="1440"/>
+          </w:tcPr>
+          <w:p>
+            <w:r>
+              <w:t>backend/src/main/java/com/BPL_Order_Engine_Admin/manager/engine/EngineEntity.java</w:t>
+            </w:r>
+          </w:p>
+        </w:tc>
+        <w:tc>
+          <w:tcPr>
+            <w:tcW w:type="dxa" w:w="1440"/>
+            <w:shd w:val="clear" w:color="auto" w:fill="D5F5E3"/>
+          </w:tcPr>
+          <w:p>
+            <w:r>
+              <w:t>✅</w:t>
+            </w:r>
+          </w:p>
+        </w:tc>
+      </w:tr>
+      <w:tr>
+        <w:tc>
+          <w:tcPr>
+            <w:tcW w:type="dxa" w:w="1440"/>
+          </w:tcPr>
+          <w:p>
+            <w:r>
+              <w:t>2026-09-01 17:01:27</w:t>
+            </w:r>
+          </w:p>
+        </w:tc>
+        <w:tc>
+          <w:tcPr>
+            <w:tcW w:type="dxa" w:w="1440"/>
+          </w:tcPr>
+          <w:p>
+            <w:r>
+              <w:t>14</w:t>
+            </w:r>
+          </w:p>
+        </w:tc>
+        <w:tc>
+          <w:tcPr>
+            <w:tcW w:type="dxa" w:w="1440"/>
+          </w:tcPr>
+          <w:p>
+            <w:r>
+              <w:t>14.8</w:t>
+            </w:r>
+          </w:p>
+        </w:tc>
+        <w:tc>
+          <w:tcPr>
+            <w:tcW w:type="dxa" w:w="1440"/>
+          </w:tcPr>
+          <w:p>
+            <w:r>
+              <w:t>Create AuditLog JPA entity (insert-only, no @Version, jsonb details via SqlTypes.JSON, immutable after persist)</w:t>
+            </w:r>
+          </w:p>
+        </w:tc>
+        <w:tc>
+          <w:tcPr>
+            <w:tcW w:type="dxa" w:w="1440"/>
+          </w:tcPr>
+          <w:p>
+            <w:r>
+              <w:t>backend/src/main/java/com/BPL_Order_Engine_Admin/manager/audit/AuditLog.java</w:t>
+            </w:r>
+          </w:p>
+        </w:tc>
+        <w:tc>
+          <w:tcPr>
+            <w:tcW w:type="dxa" w:w="1440"/>
+            <w:shd w:val="clear" w:color="auto" w:fill="D5F5E3"/>
+          </w:tcPr>
+          <w:p>
+            <w:r>
+              <w:t>✅</w:t>
+            </w:r>
+          </w:p>
+        </w:tc>
+      </w:tr>
+      <w:tr>
+        <w:tc>
+          <w:tcPr>
+            <w:tcW w:type="dxa" w:w="1440"/>
+          </w:tcPr>
+          <w:p>
+            <w:r>
+              <w:t>2026-09-01 17:01:32</w:t>
+            </w:r>
+          </w:p>
+        </w:tc>
+        <w:tc>
+          <w:tcPr>
+            <w:tcW w:type="dxa" w:w="1440"/>
+          </w:tcPr>
+          <w:p>
+            <w:r>
+              <w:t>14b</w:t>
+            </w:r>
+          </w:p>
+        </w:tc>
+        <w:tc>
+          <w:tcPr>
+            <w:tcW w:type="dxa" w:w="1440"/>
+          </w:tcPr>
+          <w:p>
+            <w:r>
+              <w:t>14b.1</w:t>
+            </w:r>
+          </w:p>
+        </w:tc>
+        <w:tc>
+          <w:tcPr>
+            <w:tcW w:type="dxa" w:w="1440"/>
+          </w:tcPr>
+          <w:p>
+            <w:r>
+              <w:t>Add mustChangePassword to User (Column nullable=false, default true via @PrePersist)</w:t>
+            </w:r>
+          </w:p>
+        </w:tc>
+        <w:tc>
+          <w:tcPr>
+            <w:tcW w:type="dxa" w:w="1440"/>
+          </w:tcPr>
+          <w:p>
+            <w:r>
+              <w:t>backend/src/main/java/com/BPL_Order_Engine_Admin/manager/user/User.java</w:t>
+            </w:r>
+          </w:p>
+        </w:tc>
+        <w:tc>
+          <w:tcPr>
+            <w:tcW w:type="dxa" w:w="1440"/>
+            <w:shd w:val="clear" w:color="auto" w:fill="D5F5E3"/>
+          </w:tcPr>
+          <w:p>
+            <w:r>
+              <w:t>✅</w:t>
+            </w:r>
+          </w:p>
+        </w:tc>
+      </w:tr>
+      <w:tr>
+        <w:tc>
+          <w:tcPr>
+            <w:tcW w:type="dxa" w:w="1440"/>
+          </w:tcPr>
+          <w:p>
+            <w:r>
+              <w:t>2026-09-01 17:01:35</w:t>
+            </w:r>
+          </w:p>
+        </w:tc>
+        <w:tc>
+          <w:tcPr>
+            <w:tcW w:type="dxa" w:w="1440"/>
+          </w:tcPr>
+          <w:p>
+            <w:r>
+              <w:t>14b</w:t>
+            </w:r>
+          </w:p>
+        </w:tc>
+        <w:tc>
+          <w:tcPr>
+            <w:tcW w:type="dxa" w:w="1440"/>
+          </w:tcPr>
+          <w:p>
+            <w:r>
+              <w:t>14b.2</w:t>
+            </w:r>
+          </w:p>
+        </w:tc>
+        <w:tc>
+          <w:tcPr>
+            <w:tcW w:type="dxa" w:w="1440"/>
+          </w:tcPr>
+          <w:p>
+            <w:r>
+              <w:t>User.mustChangePassword defaults to true; set to false in change-password service path (#15)</w:t>
+            </w:r>
+          </w:p>
+        </w:tc>
+        <w:tc>
+          <w:tcPr>
+            <w:tcW w:type="dxa" w:w="1440"/>
+          </w:tcPr>
+          <w:p>
+            <w:r>
+              <w:t>backend/src/main/java/com/BPL_Order_Engine_Admin/manager/user/User.java</w:t>
+            </w:r>
+          </w:p>
+        </w:tc>
+        <w:tc>
+          <w:tcPr>
+            <w:tcW w:type="dxa" w:w="1440"/>
+            <w:shd w:val="clear" w:color="auto" w:fill="D5F5E3"/>
+          </w:tcPr>
+          <w:p>
+            <w:r>
+              <w:t>✅</w:t>
+            </w:r>
+          </w:p>
+        </w:tc>
+      </w:tr>
+      <w:tr>
+        <w:tc>
+          <w:tcPr>
+            <w:tcW w:type="dxa" w:w="1440"/>
+          </w:tcPr>
+          <w:p>
+            <w:r>
+              <w:t>2026-09-01 17:01:38</w:t>
+            </w:r>
+          </w:p>
+        </w:tc>
+        <w:tc>
+          <w:tcPr>
+            <w:tcW w:type="dxa" w:w="1440"/>
+          </w:tcPr>
+          <w:p>
+            <w:r>
+              <w:t>14b</w:t>
+            </w:r>
+          </w:p>
+        </w:tc>
+        <w:tc>
+          <w:tcPr>
+            <w:tcW w:type="dxa" w:w="1440"/>
+          </w:tcPr>
+          <w:p>
+            <w:r>
+              <w:t>14b.3</w:t>
+            </w:r>
+          </w:p>
+        </w:tc>
+        <w:tc>
+          <w:tcPr>
+            <w:tcW w:type="dxa" w:w="1440"/>
+          </w:tcPr>
+          <w:p>
+            <w:r>
+              <w:t>Add must_change_password BOOLEAN NOT NULL DEFAULT TRUE column to V1__init.sql users table</w:t>
+            </w:r>
+          </w:p>
+        </w:tc>
+        <w:tc>
+          <w:tcPr>
+            <w:tcW w:type="dxa" w:w="1440"/>
+          </w:tcPr>
+          <w:p>
+            <w:r>
+              <w:t>backend/src/main/resources/db/migration/V1__init.sql</w:t>
+            </w:r>
+          </w:p>
+        </w:tc>
+        <w:tc>
+          <w:tcPr>
+            <w:tcW w:type="dxa" w:w="1440"/>
+            <w:shd w:val="clear" w:color="auto" w:fill="D5F5E3"/>
+          </w:tcPr>
+          <w:p>
+            <w:r>
+              <w:t>✅</w:t>
+            </w:r>
+          </w:p>
+        </w:tc>
+      </w:tr>
+      <w:tr>
+        <w:tc>
+          <w:tcPr>
+            <w:tcW w:type="dxa" w:w="1440"/>
+          </w:tcPr>
+          <w:p>
+            <w:r>
+              <w:t>2026-09-01 17:42:17</w:t>
+            </w:r>
+          </w:p>
+        </w:tc>
+        <w:tc>
+          <w:tcPr>
+            <w:tcW w:type="dxa" w:w="1440"/>
+          </w:tcPr>
+          <w:p>
+            <w:r>
+              <w:t>15</w:t>
+            </w:r>
+          </w:p>
+        </w:tc>
+        <w:tc>
+          <w:tcPr>
+            <w:tcW w:type="dxa" w:w="1440"/>
+          </w:tcPr>
+          <w:p>
+            <w:r>
+              <w:t>15.1</w:t>
+            </w:r>
+          </w:p>
+        </w:tc>
+        <w:tc>
+          <w:tcPr>
+            <w:tcW w:type="dxa" w:w="1440"/>
+          </w:tcPr>
+          <w:p>
+            <w:r>
+              <w:t>Create UserRepository with findByUsernameIgnoreCase</w:t>
+            </w:r>
+          </w:p>
+        </w:tc>
+        <w:tc>
+          <w:tcPr>
+            <w:tcW w:type="dxa" w:w="1440"/>
+          </w:tcPr>
+          <w:p>
+            <w:r>
+              <w:t>backend/src/main/java/com/BPL_Order_Engine_Admin/manager/user/UserRepository.java</w:t>
+            </w:r>
+          </w:p>
+        </w:tc>
+        <w:tc>
+          <w:tcPr>
+            <w:tcW w:type="dxa" w:w="1440"/>
+            <w:shd w:val="clear" w:color="auto" w:fill="D5F5E3"/>
+          </w:tcPr>
+          <w:p>
+            <w:r>
+              <w:t>✅</w:t>
+            </w:r>
+          </w:p>
+        </w:tc>
+      </w:tr>
+      <w:tr>
+        <w:tc>
+          <w:tcPr>
+            <w:tcW w:type="dxa" w:w="1440"/>
+          </w:tcPr>
+          <w:p>
+            <w:r>
+              <w:t>2026-09-01 17:42:20</w:t>
+            </w:r>
+          </w:p>
+        </w:tc>
+        <w:tc>
+          <w:tcPr>
+            <w:tcW w:type="dxa" w:w="1440"/>
+          </w:tcPr>
+          <w:p>
+            <w:r>
+              <w:t>15</w:t>
+            </w:r>
+          </w:p>
+        </w:tc>
+        <w:tc>
+          <w:tcPr>
+            <w:tcW w:type="dxa" w:w="1440"/>
+          </w:tcPr>
+          <w:p>
+            <w:r>
+              <w:t>15.2</w:t>
+            </w:r>
+          </w:p>
+        </w:tc>
+        <w:tc>
+          <w:tcPr>
+            <w:tcW w:type="dxa" w:w="1440"/>
+          </w:tcPr>
+          <w:p>
+            <w:r>
+              <w:t>Create EngineRepository with findByCodeAndDeletedAtIsNull</w:t>
+            </w:r>
+          </w:p>
+        </w:tc>
+        <w:tc>
+          <w:tcPr>
+            <w:tcW w:type="dxa" w:w="1440"/>
+          </w:tcPr>
+          <w:p>
+            <w:r>
+              <w:t>backend/src/main/java/com/BPL_Order_Engine_Admin/manager/engine/EngineRepository.java</w:t>
+            </w:r>
+          </w:p>
+        </w:tc>
+        <w:tc>
+          <w:tcPr>
+            <w:tcW w:type="dxa" w:w="1440"/>
+            <w:shd w:val="clear" w:color="auto" w:fill="D5F5E3"/>
+          </w:tcPr>
+          <w:p>
+            <w:r>
+              <w:t>✅</w:t>
+            </w:r>
+          </w:p>
+        </w:tc>
+      </w:tr>
+      <w:tr>
+        <w:tc>
+          <w:tcPr>
+            <w:tcW w:type="dxa" w:w="1440"/>
+          </w:tcPr>
+          <w:p>
+            <w:r>
+              <w:t>2026-09-01 17:42:23</w:t>
+            </w:r>
+          </w:p>
+        </w:tc>
+        <w:tc>
+          <w:tcPr>
+            <w:tcW w:type="dxa" w:w="1440"/>
+          </w:tcPr>
+          <w:p>
+            <w:r>
+              <w:t>15</w:t>
+            </w:r>
+          </w:p>
+        </w:tc>
+        <w:tc>
+          <w:tcPr>
+            <w:tcW w:type="dxa" w:w="1440"/>
+          </w:tcPr>
+          <w:p>
+            <w:r>
+              <w:t>15.3</w:t>
+            </w:r>
+          </w:p>
+        </w:tc>
+        <w:tc>
+          <w:tcPr>
+            <w:tcW w:type="dxa" w:w="1440"/>
+          </w:tcPr>
+          <w:p>
+            <w:r>
+              <w:t>Create AuditLogRepository with filter-by-actor/action/date queries</w:t>
+            </w:r>
+          </w:p>
+        </w:tc>
+        <w:tc>
+          <w:tcPr>
+            <w:tcW w:type="dxa" w:w="1440"/>
+          </w:tcPr>
+          <w:p>
+            <w:r>
+              <w:t>backend/src/main/java/com/BPL_Order_Engine_Admin/manager/audit/AuditLogRepository.java</w:t>
+            </w:r>
+          </w:p>
+        </w:tc>
+        <w:tc>
+          <w:tcPr>
+            <w:tcW w:type="dxa" w:w="1440"/>
+            <w:shd w:val="clear" w:color="auto" w:fill="D5F5E3"/>
+          </w:tcPr>
+          <w:p>
+            <w:r>
+              <w:t>✅</w:t>
+            </w:r>
+          </w:p>
+        </w:tc>
+      </w:tr>
+      <w:tr>
+        <w:tc>
+          <w:tcPr>
+            <w:tcW w:type="dxa" w:w="1440"/>
+          </w:tcPr>
+          <w:p>
+            <w:r>
+              <w:t>2026-09-01 17:42:26</w:t>
+            </w:r>
+          </w:p>
+        </w:tc>
+        <w:tc>
+          <w:tcPr>
+            <w:tcW w:type="dxa" w:w="1440"/>
+          </w:tcPr>
+          <w:p>
+            <w:r>
+              <w:t>15</w:t>
+            </w:r>
+          </w:p>
+        </w:tc>
+        <w:tc>
+          <w:tcPr>
+            <w:tcW w:type="dxa" w:w="1440"/>
+          </w:tcPr>
+          <w:p>
+            <w:r>
+              <w:t>15.4</w:t>
+            </w:r>
+          </w:p>
+        </w:tc>
+        <w:tc>
+          <w:tcPr>
+            <w:tcW w:type="dxa" w:w="1440"/>
+          </w:tcPr>
+          <w:p>
+            <w:r>
+              <w:t>Create JasyptConfig: StringEncryptor bean from JASYPT_ENCRYPTOR_PASSWORD env var (or dev fallback)</w:t>
+            </w:r>
+          </w:p>
+        </w:tc>
+        <w:tc>
+          <w:tcPr>
+            <w:tcW w:type="dxa" w:w="1440"/>
+          </w:tcPr>
+          <w:p>
+            <w:r>
+              <w:t>backend/src/main/java/com/BPL_Order_Engine_Admin/manager/config/JasyptConfig.java</w:t>
+            </w:r>
+          </w:p>
+        </w:tc>
+        <w:tc>
+          <w:tcPr>
+            <w:tcW w:type="dxa" w:w="1440"/>
+            <w:shd w:val="clear" w:color="auto" w:fill="D5F5E3"/>
+          </w:tcPr>
+          <w:p>
+            <w:r>
+              <w:t>✅</w:t>
+            </w:r>
+          </w:p>
+        </w:tc>
+      </w:tr>
+      <w:tr>
+        <w:tc>
+          <w:tcPr>
+            <w:tcW w:type="dxa" w:w="1440"/>
+          </w:tcPr>
+          <w:p>
+            <w:r>
+              <w:t>2026-09-01 17:42:29</w:t>
+            </w:r>
+          </w:p>
+        </w:tc>
+        <w:tc>
+          <w:tcPr>
+            <w:tcW w:type="dxa" w:w="1440"/>
+          </w:tcPr>
+          <w:p>
+            <w:r>
+              <w:t>15</w:t>
+            </w:r>
+          </w:p>
+        </w:tc>
+        <w:tc>
+          <w:tcPr>
+            <w:tcW w:type="dxa" w:w="1440"/>
+          </w:tcPr>
+          <w:p>
+            <w:r>
+              <w:t>15.5</w:t>
+            </w:r>
+          </w:p>
+        </w:tc>
+        <w:tc>
+          <w:tcPr>
+            <w:tcW w:type="dxa" w:w="1440"/>
+          </w:tcPr>
+          <w:p>
+            <w:r>
+              <w:t>Create CorsConfig (dev origin + allowCredentials) and JacksonConfig (handled by Spring Boot autoconfig)</w:t>
+            </w:r>
+          </w:p>
+        </w:tc>
+        <w:tc>
+          <w:tcPr>
+            <w:tcW w:type="dxa" w:w="1440"/>
+          </w:tcPr>
+          <w:p>
+            <w:r>
+              <w:t>backend/src/main/java/com/BPL_Order_Engine_Admin/manager/config/CorsConfig.java</w:t>
+            </w:r>
+          </w:p>
+        </w:tc>
+        <w:tc>
+          <w:tcPr>
+            <w:tcW w:type="dxa" w:w="1440"/>
+            <w:shd w:val="clear" w:color="auto" w:fill="D5F5E3"/>
+          </w:tcPr>
+          <w:p>
+            <w:r>
+              <w:t>✅</w:t>
+            </w:r>
+          </w:p>
+        </w:tc>
+      </w:tr>
+      <w:tr>
+        <w:tc>
+          <w:tcPr>
+            <w:tcW w:type="dxa" w:w="1440"/>
+          </w:tcPr>
+          <w:p>
+            <w:r>
+              <w:t>2026-09-01 17:42:32</w:t>
+            </w:r>
+          </w:p>
+        </w:tc>
+        <w:tc>
+          <w:tcPr>
+            <w:tcW w:type="dxa" w:w="1440"/>
+          </w:tcPr>
+          <w:p>
+            <w:r>
+              <w:t>15</w:t>
+            </w:r>
+          </w:p>
+        </w:tc>
+        <w:tc>
+          <w:tcPr>
+            <w:tcW w:type="dxa" w:w="1440"/>
+          </w:tcPr>
+          <w:p>
+            <w:r>
+              <w:t>15.6</w:t>
+            </w:r>
+          </w:p>
+        </w:tc>
+        <w:tc>
+          <w:tcPr>
+            <w:tcW w:type="dxa" w:w="1440"/>
+          </w:tcPr>
+          <w:p>
+            <w:r>
+              <w:t>Create JwtService (sign/validate, claims sub/roles/mustChangePassword); uses tools.jackson.databind (Jackson 3.x)</w:t>
+            </w:r>
+          </w:p>
+        </w:tc>
+        <w:tc>
+          <w:tcPr>
+            <w:tcW w:type="dxa" w:w="1440"/>
+          </w:tcPr>
+          <w:p>
+            <w:r>
+              <w:t>backend/src/main/java/com/BPL_Order_Engine_Admin/manager/auth/JwtService.java</w:t>
+            </w:r>
+          </w:p>
+        </w:tc>
+        <w:tc>
+          <w:tcPr>
+            <w:tcW w:type="dxa" w:w="1440"/>
+            <w:shd w:val="clear" w:color="auto" w:fill="D5F5E3"/>
+          </w:tcPr>
+          <w:p>
+            <w:r>
+              <w:t>✅</w:t>
+            </w:r>
+          </w:p>
+        </w:tc>
+      </w:tr>
+      <w:tr>
+        <w:tc>
+          <w:tcPr>
+            <w:tcW w:type="dxa" w:w="1440"/>
+          </w:tcPr>
+          <w:p>
+            <w:r>
+              <w:t>2026-09-01 17:42:36</w:t>
+            </w:r>
+          </w:p>
+        </w:tc>
+        <w:tc>
+          <w:tcPr>
+            <w:tcW w:type="dxa" w:w="1440"/>
+          </w:tcPr>
+          <w:p>
+            <w:r>
+              <w:t>15</w:t>
+            </w:r>
+          </w:p>
+        </w:tc>
+        <w:tc>
+          <w:tcPr>
+            <w:tcW w:type="dxa" w:w="1440"/>
+          </w:tcPr>
+          <w:p>
+            <w:r>
+              <w:t>15.7</w:t>
+            </w:r>
+          </w:p>
+        </w:tc>
+        <w:tc>
+          <w:tcPr>
+            <w:tcW w:type="dxa" w:w="1440"/>
+          </w:tcPr>
+          <w:p>
+            <w:r>
+              <w:t>Create UserPrincipal (Spring UserDetails wrapping User; ROLE_ prefix on authorities)</w:t>
+            </w:r>
+          </w:p>
+        </w:tc>
+        <w:tc>
+          <w:tcPr>
+            <w:tcW w:type="dxa" w:w="1440"/>
+          </w:tcPr>
+          <w:p>
+            <w:r>
+              <w:t>backend/src/main/java/com/BPL_Order_Engine_Admin/manager/auth/UserPrincipal.java</w:t>
+            </w:r>
+          </w:p>
+        </w:tc>
+        <w:tc>
+          <w:tcPr>
+            <w:tcW w:type="dxa" w:w="1440"/>
+            <w:shd w:val="clear" w:color="auto" w:fill="D5F5E3"/>
+          </w:tcPr>
+          <w:p>
+            <w:r>
+              <w:t>✅</w:t>
+            </w:r>
+          </w:p>
+        </w:tc>
+      </w:tr>
+      <w:tr>
+        <w:tc>
+          <w:tcPr>
+            <w:tcW w:type="dxa" w:w="1440"/>
+          </w:tcPr>
+          <w:p>
+            <w:r>
+              <w:t>2026-09-01 17:42:39</w:t>
+            </w:r>
+          </w:p>
+        </w:tc>
+        <w:tc>
+          <w:tcPr>
+            <w:tcW w:type="dxa" w:w="1440"/>
+          </w:tcPr>
+          <w:p>
+            <w:r>
+              <w:t>15</w:t>
+            </w:r>
+          </w:p>
+        </w:tc>
+        <w:tc>
+          <w:tcPr>
+            <w:tcW w:type="dxa" w:w="1440"/>
+          </w:tcPr>
+          <w:p>
+            <w:r>
+              <w:t>15.8</w:t>
+            </w:r>
+          </w:p>
+        </w:tc>
+        <w:tc>
+          <w:tcPr>
+            <w:tcW w:type="dxa" w:w="1440"/>
+          </w:tcPr>
+          <w:p>
+            <w:r>
+              <w:t>Create JwtAuthFilter parse step: extract Bearer token; JwtException on parse means continue (no body)</w:t>
+            </w:r>
+          </w:p>
+        </w:tc>
+        <w:tc>
+          <w:tcPr>
+            <w:tcW w:type="dxa" w:w="1440"/>
+          </w:tcPr>
+          <w:p>
+            <w:r>
+              <w:t>backend/src/main/java/com/BPL_Order_Engine_Admin/manager/auth/JwtAuthFilter.java</w:t>
+            </w:r>
+          </w:p>
+        </w:tc>
+        <w:tc>
+          <w:tcPr>
+            <w:tcW w:type="dxa" w:w="1440"/>
+            <w:shd w:val="clear" w:color="auto" w:fill="D5F5E3"/>
+          </w:tcPr>
+          <w:p>
+            <w:r>
+              <w:t>✅</w:t>
+            </w:r>
+          </w:p>
+        </w:tc>
+      </w:tr>
+      <w:tr>
+        <w:tc>
+          <w:tcPr>
+            <w:tcW w:type="dxa" w:w="1440"/>
+          </w:tcPr>
+          <w:p>
+            <w:r>
+              <w:t>2026-09-01 17:42:43</w:t>
+            </w:r>
+          </w:p>
+        </w:tc>
+        <w:tc>
+          <w:tcPr>
+            <w:tcW w:type="dxa" w:w="1440"/>
+          </w:tcPr>
+          <w:p>
+            <w:r>
+              <w:t>15</w:t>
+            </w:r>
+          </w:p>
+        </w:tc>
+        <w:tc>
+          <w:tcPr>
+            <w:tcW w:type="dxa" w:w="1440"/>
+          </w:tcPr>
+          <w:p>
+            <w:r>
+              <w:t>15.9</w:t>
+            </w:r>
+          </w:p>
+        </w:tc>
+        <w:tc>
+          <w:tcPr>
+            <w:tcW w:type="dxa" w:w="1440"/>
+          </w:tcPr>
+          <w:p>
+            <w:r>
+              <w:t>JwtAuthFilter authenticate step: load User, build UserPrincipal, populate SecurityContext</w:t>
+            </w:r>
+          </w:p>
+        </w:tc>
+        <w:tc>
+          <w:tcPr>
+            <w:tcW w:type="dxa" w:w="1440"/>
+          </w:tcPr>
+          <w:p>
+            <w:r>
+              <w:t>backend/src/main/java/com/BPL_Order_Engine_Admin/manager/auth/JwtAuthFilter.java</w:t>
+            </w:r>
+          </w:p>
+        </w:tc>
+        <w:tc>
+          <w:tcPr>
+            <w:tcW w:type="dxa" w:w="1440"/>
+            <w:shd w:val="clear" w:color="auto" w:fill="D5F5E3"/>
+          </w:tcPr>
+          <w:p>
+            <w:r>
+              <w:t>✅</w:t>
+            </w:r>
+          </w:p>
+        </w:tc>
+      </w:tr>
+      <w:tr>
+        <w:tc>
+          <w:tcPr>
+            <w:tcW w:type="dxa" w:w="1440"/>
+          </w:tcPr>
+          <w:p>
+            <w:r>
+              <w:t>2026-09-01 17:42:45</w:t>
+            </w:r>
+          </w:p>
+        </w:tc>
+        <w:tc>
+          <w:tcPr>
+            <w:tcW w:type="dxa" w:w="1440"/>
+          </w:tcPr>
+          <w:p>
+            <w:r>
+              <w:t>15</w:t>
+            </w:r>
+          </w:p>
+        </w:tc>
+        <w:tc>
+          <w:tcPr>
+            <w:tcW w:type="dxa" w:w="1440"/>
+          </w:tcPr>
+          <w:p>
+            <w:r>
+              <w:t>15.10</w:t>
+            </w:r>
+          </w:p>
+        </w:tc>
+        <w:tc>
+          <w:tcPr>
+            <w:tcW w:type="dxa" w:w="1440"/>
+          </w:tcPr>
+          <w:p>
+            <w:r>
+              <w:t>Create SecurityConfig: filter chain with JWT; @EnableMethodSecurity; auth entry point + access denied handler emit error envelope</w:t>
+            </w:r>
+          </w:p>
+        </w:tc>
+        <w:tc>
+          <w:tcPr>
+            <w:tcW w:type="dxa" w:w="1440"/>
+          </w:tcPr>
+          <w:p>
+            <w:r>
+              <w:t>backend/src/main/java/com/BPL_Order_Engine_Admin/manager/config/SecurityConfig.java</w:t>
+            </w:r>
+          </w:p>
+        </w:tc>
+        <w:tc>
+          <w:tcPr>
+            <w:tcW w:type="dxa" w:w="1440"/>
+            <w:shd w:val="clear" w:color="auto" w:fill="D5F5E3"/>
+          </w:tcPr>
+          <w:p>
+            <w:r>
+              <w:t>✅</w:t>
+            </w:r>
+          </w:p>
+        </w:tc>
+      </w:tr>
+      <w:tr>
+        <w:tc>
+          <w:tcPr>
+            <w:tcW w:type="dxa" w:w="1440"/>
+          </w:tcPr>
+          <w:p>
+            <w:r>
+              <w:t>2026-09-01 17:42:49</w:t>
+            </w:r>
+          </w:p>
+        </w:tc>
+        <w:tc>
+          <w:tcPr>
+            <w:tcW w:type="dxa" w:w="1440"/>
+          </w:tcPr>
+          <w:p>
+            <w:r>
+              <w:t>15</w:t>
+            </w:r>
+          </w:p>
+        </w:tc>
+        <w:tc>
+          <w:tcPr>
+            <w:tcW w:type="dxa" w:w="1440"/>
+          </w:tcPr>
+          <w:p>
+            <w:r>
+              <w:t>15.11</w:t>
+            </w:r>
+          </w:p>
+        </w:tc>
+        <w:tc>
+          <w:tcPr>
+            <w:tcW w:type="dxa" w:w="1440"/>
+          </w:tcPr>
+          <w:p>
+            <w:r>
+              <w:t>Create AuthController with POST /api/auth/login, /logout, GET /me</w:t>
+            </w:r>
+          </w:p>
+        </w:tc>
+        <w:tc>
+          <w:tcPr>
+            <w:tcW w:type="dxa" w:w="1440"/>
+          </w:tcPr>
+          <w:p>
+            <w:r>
+              <w:t>backend/src/main/java/com/BPL_Order_Engine_Admin/manager/auth/AuthController.java</w:t>
+            </w:r>
+          </w:p>
+        </w:tc>
+        <w:tc>
+          <w:tcPr>
+            <w:tcW w:type="dxa" w:w="1440"/>
+            <w:shd w:val="clear" w:color="auto" w:fill="D5F5E3"/>
+          </w:tcPr>
+          <w:p>
+            <w:r>
+              <w:t>✅</w:t>
+            </w:r>
+          </w:p>
+        </w:tc>
+      </w:tr>
+      <w:tr>
+        <w:tc>
+          <w:tcPr>
+            <w:tcW w:type="dxa" w:w="1440"/>
+          </w:tcPr>
+          <w:p>
+            <w:r>
+              <w:t>2026-09-01 17:42:53</w:t>
+            </w:r>
+          </w:p>
+        </w:tc>
+        <w:tc>
+          <w:tcPr>
+            <w:tcW w:type="dxa" w:w="1440"/>
+          </w:tcPr>
+          <w:p>
+            <w:r>
+              <w:t>15</w:t>
+            </w:r>
+          </w:p>
+        </w:tc>
+        <w:tc>
+          <w:tcPr>
+            <w:tcW w:type="dxa" w:w="1440"/>
+          </w:tcPr>
+          <w:p>
+            <w:r>
+              <w:t>15.12</w:t>
+            </w:r>
+          </w:p>
+        </w:tc>
+        <w:tc>
+          <w:tcPr>
+            <w:tcW w:type="dxa" w:w="1440"/>
+          </w:tcPr>
+          <w:p>
+            <w:r>
+              <w:t>Create POST /api/auth/change-password endpoint (PasswordStrength validator; AuthService writes CHANGE_PASSWORD audit)</w:t>
+            </w:r>
+          </w:p>
+        </w:tc>
+        <w:tc>
+          <w:tcPr>
+            <w:tcW w:type="dxa" w:w="1440"/>
+          </w:tcPr>
+          <w:p>
+            <w:r>
+              <w:t>backend/src/main/java/com/BPL_Order_Engine_Admin/manager/auth/AuthController.java, AuthService.java, ChangePasswordRequest.java, validation/PasswordStrength.java</w:t>
+            </w:r>
+          </w:p>
+        </w:tc>
+        <w:tc>
+          <w:tcPr>
+            <w:tcW w:type="dxa" w:w="1440"/>
+            <w:shd w:val="clear" w:color="auto" w:fill="D5F5E3"/>
+          </w:tcPr>
+          <w:p>
+            <w:r>
+              <w:t>✅</w:t>
+            </w:r>
+          </w:p>
+        </w:tc>
+      </w:tr>
+      <w:tr>
+        <w:tc>
+          <w:tcPr>
+            <w:tcW w:type="dxa" w:w="1440"/>
+          </w:tcPr>
+          <w:p>
+            <w:r>
+              <w:t>2026-09-01 17:42:55</w:t>
+            </w:r>
+          </w:p>
+        </w:tc>
+        <w:tc>
+          <w:tcPr>
+            <w:tcW w:type="dxa" w:w="1440"/>
+          </w:tcPr>
+          <w:p>
+            <w:r>
+              <w:t>15</w:t>
+            </w:r>
+          </w:p>
+        </w:tc>
+        <w:tc>
+          <w:tcPr>
+            <w:tcW w:type="dxa" w:w="1440"/>
+          </w:tcPr>
+          <w:p>
+            <w:r>
+              <w:t>15.13</w:t>
+            </w:r>
+          </w:p>
+        </w:tc>
+        <w:tc>
+          <w:tcPr>
+            <w:tcW w:type="dxa" w:w="1440"/>
+          </w:tcPr>
+          <w:p>
+            <w:r>
+              <w:t>Create AuthenticationSuccessListener and AuthenticationFailureListener for LOGIN_SUCCESS/LOGIN_FAIL audit rows</w:t>
+            </w:r>
+          </w:p>
+        </w:tc>
+        <w:tc>
+          <w:tcPr>
+            <w:tcW w:type="dxa" w:w="1440"/>
+          </w:tcPr>
+          <w:p>
+            <w:r>
+              <w:t>backend/src/main/java/com/BPL_Order_Engine_Admin/manager/audit/AuthenticationSuccessListener.java, AuthenticationFailureListener.java</w:t>
+            </w:r>
+          </w:p>
+        </w:tc>
+        <w:tc>
+          <w:tcPr>
+            <w:tcW w:type="dxa" w:w="1440"/>
+            <w:shd w:val="clear" w:color="auto" w:fill="D5F5E3"/>
+          </w:tcPr>
+          <w:p>
+            <w:r>
+              <w:t>✅</w:t>
+            </w:r>
+          </w:p>
+        </w:tc>
+      </w:tr>
+      <w:tr>
+        <w:tc>
+          <w:tcPr>
+            <w:tcW w:type="dxa" w:w="1440"/>
+          </w:tcPr>
+          <w:p>
+            <w:r>
+              <w:t>2026-09-01 17:42:58</w:t>
+            </w:r>
+          </w:p>
+        </w:tc>
+        <w:tc>
+          <w:tcPr>
+            <w:tcW w:type="dxa" w:w="1440"/>
+          </w:tcPr>
+          <w:p>
+            <w:r>
+              <w:t>15</w:t>
+            </w:r>
+          </w:p>
+        </w:tc>
+        <w:tc>
+          <w:tcPr>
+            <w:tcW w:type="dxa" w:w="1440"/>
+          </w:tcPr>
+          <w:p>
+            <w:r>
+              <w:t>15.14</w:t>
+            </w:r>
+          </w:p>
+        </w:tc>
+        <w:tc>
+          <w:tcPr>
+            <w:tcW w:type="dxa" w:w="1440"/>
+          </w:tcPr>
+          <w:p>
+            <w:r>
+              <w:t>Dev seed: DevDataInitializer seeds 4 users + 2 engines on @Profile('dev')</w:t>
+            </w:r>
+          </w:p>
+        </w:tc>
+        <w:tc>
+          <w:tcPr>
+            <w:tcW w:type="dxa" w:w="1440"/>
+          </w:tcPr>
+          <w:p>
+            <w:r>
+              <w:t>backend/src/main/java/com/BPL_Order_Engine_Admin/manager/config/DevDataInitializer.java</w:t>
             </w:r>
           </w:p>
         </w:tc>

--- a/SUBTASKS log.docx
+++ b/SUBTASKS log.docx
@@ -4875,6 +4875,1959 @@
           <w:p>
             <w:r>
               <w:t>backend/src/main/java/com/BPL_Order_Engine_Admin/manager/config/DevDataInitializer.java</w:t>
+            </w:r>
+          </w:p>
+        </w:tc>
+        <w:tc>
+          <w:tcPr>
+            <w:tcW w:type="dxa" w:w="1440"/>
+            <w:shd w:val="clear" w:color="auto" w:fill="D5F5E3"/>
+          </w:tcPr>
+          <w:p>
+            <w:r>
+              <w:t>✅</w:t>
+            </w:r>
+          </w:p>
+        </w:tc>
+      </w:tr>
+      <w:tr>
+        <w:tc>
+          <w:tcPr>
+            <w:tcW w:type="dxa" w:w="1440"/>
+          </w:tcPr>
+          <w:p>
+            <w:r>
+              <w:t>2026-09-01 18:40:06</w:t>
+            </w:r>
+          </w:p>
+        </w:tc>
+        <w:tc>
+          <w:tcPr>
+            <w:tcW w:type="dxa" w:w="1440"/>
+          </w:tcPr>
+          <w:p>
+            <w:r>
+              <w:t>16</w:t>
+            </w:r>
+          </w:p>
+        </w:tc>
+        <w:tc>
+          <w:tcPr>
+            <w:tcW w:type="dxa" w:w="1440"/>
+          </w:tcPr>
+          <w:p>
+            <w:r>
+              <w:t>16.1</w:t>
+            </w:r>
+          </w:p>
+        </w:tc>
+        <w:tc>
+          <w:tcPr>
+            <w:tcW w:type="dxa" w:w="1440"/>
+          </w:tcPr>
+          <w:p>
+            <w:r>
+              <w:t>Create AuditAction enum with 12 values (CREATE_USER, DELETE_USER, UPDATE_USER_ROLES, CREATE_ENGINE, DELETE_ENGINE, UPDATE_ENGINE_SSH, START_ENGINE, STOP_ENGINE, LOGIN_SUCCESS, LOGIN_FAIL, LOGOUT, CHANGE_PASSWORD)</w:t>
+            </w:r>
+          </w:p>
+        </w:tc>
+        <w:tc>
+          <w:tcPr>
+            <w:tcW w:type="dxa" w:w="1440"/>
+          </w:tcPr>
+          <w:p>
+            <w:r>
+              <w:t>backend/src/main/java/com/BPL_Order_Engine_Admin/manager/audit/AuditAction.java</w:t>
+            </w:r>
+          </w:p>
+        </w:tc>
+        <w:tc>
+          <w:tcPr>
+            <w:tcW w:type="dxa" w:w="1440"/>
+            <w:shd w:val="clear" w:color="auto" w:fill="D5F5E3"/>
+          </w:tcPr>
+          <w:p>
+            <w:r>
+              <w:t>✅</w:t>
+            </w:r>
+          </w:p>
+        </w:tc>
+      </w:tr>
+      <w:tr>
+        <w:tc>
+          <w:tcPr>
+            <w:tcW w:type="dxa" w:w="1440"/>
+          </w:tcPr>
+          <w:p>
+            <w:r>
+              <w:t>2026-09-01 18:40:13</w:t>
+            </w:r>
+          </w:p>
+        </w:tc>
+        <w:tc>
+          <w:tcPr>
+            <w:tcW w:type="dxa" w:w="1440"/>
+          </w:tcPr>
+          <w:p>
+            <w:r>
+              <w:t>16</w:t>
+            </w:r>
+          </w:p>
+        </w:tc>
+        <w:tc>
+          <w:tcPr>
+            <w:tcW w:type="dxa" w:w="1440"/>
+          </w:tcPr>
+          <w:p>
+            <w:r>
+              <w:t>16.3</w:t>
+            </w:r>
+          </w:p>
+        </w:tc>
+        <w:tc>
+          <w:tcPr>
+            <w:tcW w:type="dxa" w:w="1440"/>
+          </w:tcPr>
+          <w:p>
+            <w:r>
+              <w:t>Create AuditAspect (AOP): extract actor, resolve target engine from URI, write row on success AND exception; truncate details at 2KB</w:t>
+            </w:r>
+          </w:p>
+        </w:tc>
+        <w:tc>
+          <w:tcPr>
+            <w:tcW w:type="dxa" w:w="1440"/>
+          </w:tcPr>
+          <w:p>
+            <w:r>
+              <w:t>backend/src/main/java/com/BPL_Order_Engine_Admin/manager/audit/AuditAspect.java</w:t>
+            </w:r>
+          </w:p>
+        </w:tc>
+        <w:tc>
+          <w:tcPr>
+            <w:tcW w:type="dxa" w:w="1440"/>
+            <w:shd w:val="clear" w:color="auto" w:fill="D5F5E3"/>
+          </w:tcPr>
+          <w:p>
+            <w:r>
+              <w:t>✅</w:t>
+            </w:r>
+          </w:p>
+        </w:tc>
+      </w:tr>
+      <w:tr>
+        <w:tc>
+          <w:tcPr>
+            <w:tcW w:type="dxa" w:w="1440"/>
+          </w:tcPr>
+          <w:p>
+            <w:r>
+              <w:t>2026-09-01 18:41:24</w:t>
+            </w:r>
+          </w:p>
+        </w:tc>
+        <w:tc>
+          <w:tcPr>
+            <w:tcW w:type="dxa" w:w="1440"/>
+          </w:tcPr>
+          <w:p>
+            <w:r>
+              <w:t>16</w:t>
+            </w:r>
+          </w:p>
+        </w:tc>
+        <w:tc>
+          <w:tcPr>
+            <w:tcW w:type="dxa" w:w="1440"/>
+          </w:tcPr>
+          <w:p>
+            <w:r>
+              <w:t>16.4</w:t>
+            </w:r>
+          </w:p>
+        </w:tc>
+        <w:tc>
+          <w:tcPr>
+            <w:tcW w:type="dxa" w:w="1440"/>
+          </w:tcPr>
+          <w:p>
+            <w:r>
+              <w:t>Create DTOs: CreateUserRequest, UpdateUserRolesRequest, UserResponse (no passwordHash)</w:t>
+            </w:r>
+          </w:p>
+        </w:tc>
+        <w:tc>
+          <w:tcPr>
+            <w:tcW w:type="dxa" w:w="1440"/>
+          </w:tcPr>
+          <w:p>
+            <w:r>
+              <w:t>backend/src/main/java/com/BPL_Order_Engine_Admin/manager/user/dto/*.java</w:t>
+            </w:r>
+          </w:p>
+        </w:tc>
+        <w:tc>
+          <w:tcPr>
+            <w:tcW w:type="dxa" w:w="1440"/>
+            <w:shd w:val="clear" w:color="auto" w:fill="D5F5E3"/>
+          </w:tcPr>
+          <w:p>
+            <w:r>
+              <w:t>✅</w:t>
+            </w:r>
+          </w:p>
+        </w:tc>
+      </w:tr>
+      <w:tr>
+        <w:tc>
+          <w:tcPr>
+            <w:tcW w:type="dxa" w:w="1440"/>
+          </w:tcPr>
+          <w:p>
+            <w:r>
+              <w:t>2026-09-01 18:50:40</w:t>
+            </w:r>
+          </w:p>
+        </w:tc>
+        <w:tc>
+          <w:tcPr>
+            <w:tcW w:type="dxa" w:w="1440"/>
+          </w:tcPr>
+          <w:p>
+            <w:r>
+              <w:t>16</w:t>
+            </w:r>
+          </w:p>
+        </w:tc>
+        <w:tc>
+          <w:tcPr>
+            <w:tcW w:type="dxa" w:w="1440"/>
+          </w:tcPr>
+          <w:p>
+            <w:r>
+              <w:t>16.5</w:t>
+            </w:r>
+          </w:p>
+        </w:tc>
+        <w:tc>
+          <w:tcPr>
+            <w:tcW w:type="dxa" w:w="1440"/>
+          </w:tcPr>
+          <w:p>
+            <w:r>
+              <w:t>UserService: BCrypt hash, mustChangePassword=true on create, self-delete guard, last-SYS_ADMIN guard, ADMIN role-checked, USER 403</w:t>
+            </w:r>
+          </w:p>
+        </w:tc>
+        <w:tc>
+          <w:tcPr>
+            <w:tcW w:type="dxa" w:w="1440"/>
+          </w:tcPr>
+          <w:p>
+            <w:r>
+              <w:t>backend/src/main/java/com/BPL_Order_Engine_Admin/manager/user/UserService.java</w:t>
+            </w:r>
+          </w:p>
+        </w:tc>
+        <w:tc>
+          <w:tcPr>
+            <w:tcW w:type="dxa" w:w="1440"/>
+            <w:shd w:val="clear" w:color="auto" w:fill="D5F5E3"/>
+          </w:tcPr>
+          <w:p>
+            <w:r>
+              <w:t>✅</w:t>
+            </w:r>
+          </w:p>
+        </w:tc>
+      </w:tr>
+      <w:tr>
+        <w:tc>
+          <w:tcPr>
+            <w:tcW w:type="dxa" w:w="1440"/>
+          </w:tcPr>
+          <w:p>
+            <w:r>
+              <w:t>2026-09-01 18:50:53</w:t>
+            </w:r>
+          </w:p>
+        </w:tc>
+        <w:tc>
+          <w:tcPr>
+            <w:tcW w:type="dxa" w:w="1440"/>
+          </w:tcPr>
+          <w:p>
+            <w:r>
+              <w:t>16</w:t>
+            </w:r>
+          </w:p>
+        </w:tc>
+        <w:tc>
+          <w:tcPr>
+            <w:tcW w:type="dxa" w:w="1440"/>
+          </w:tcPr>
+          <w:p>
+            <w:r>
+              <w:t>16.6</w:t>
+            </w:r>
+          </w:p>
+        </w:tc>
+        <w:tc>
+          <w:tcPr>
+            <w:tcW w:type="dxa" w:w="1440"/>
+          </w:tcPr>
+          <w:p>
+            <w:r>
+              <w:t>UserController GET /api/users (SYS_ADMIN + ADMIN)</w:t>
+            </w:r>
+          </w:p>
+        </w:tc>
+        <w:tc>
+          <w:tcPr>
+            <w:tcW w:type="dxa" w:w="1440"/>
+          </w:tcPr>
+          <w:p>
+            <w:r>
+              <w:t>backend/src/main/java/com/BPL_Order_Engine_Admin/manager/user/UserController.java</w:t>
+            </w:r>
+          </w:p>
+        </w:tc>
+        <w:tc>
+          <w:tcPr>
+            <w:tcW w:type="dxa" w:w="1440"/>
+            <w:shd w:val="clear" w:color="auto" w:fill="D5F5E3"/>
+          </w:tcPr>
+          <w:p>
+            <w:r>
+              <w:t>✅</w:t>
+            </w:r>
+          </w:p>
+        </w:tc>
+      </w:tr>
+      <w:tr>
+        <w:tc>
+          <w:tcPr>
+            <w:tcW w:type="dxa" w:w="1440"/>
+          </w:tcPr>
+          <w:p>
+            <w:r>
+              <w:t>2026-09-01 18:50:56</w:t>
+            </w:r>
+          </w:p>
+        </w:tc>
+        <w:tc>
+          <w:tcPr>
+            <w:tcW w:type="dxa" w:w="1440"/>
+          </w:tcPr>
+          <w:p>
+            <w:r>
+              <w:t>16</w:t>
+            </w:r>
+          </w:p>
+        </w:tc>
+        <w:tc>
+          <w:tcPr>
+            <w:tcW w:type="dxa" w:w="1440"/>
+          </w:tcPr>
+          <w:p>
+            <w:r>
+              <w:t>16.7</w:t>
+            </w:r>
+          </w:p>
+        </w:tc>
+        <w:tc>
+          <w:tcPr>
+            <w:tcW w:type="dxa" w:w="1440"/>
+          </w:tcPr>
+          <w:p>
+            <w:r>
+              <w:t>UserController POST /api/users (ADMIN can only create USER; SYS_ADMIN any)</w:t>
+            </w:r>
+          </w:p>
+        </w:tc>
+        <w:tc>
+          <w:tcPr>
+            <w:tcW w:type="dxa" w:w="1440"/>
+          </w:tcPr>
+          <w:p>
+            <w:r>
+              <w:t>backend/src/main/java/com/BPL_Order_Engine_Admin/manager/user/UserController.java</w:t>
+            </w:r>
+          </w:p>
+        </w:tc>
+        <w:tc>
+          <w:tcPr>
+            <w:tcW w:type="dxa" w:w="1440"/>
+            <w:shd w:val="clear" w:color="auto" w:fill="D5F5E3"/>
+          </w:tcPr>
+          <w:p>
+            <w:r>
+              <w:t>✅</w:t>
+            </w:r>
+          </w:p>
+        </w:tc>
+      </w:tr>
+      <w:tr>
+        <w:tc>
+          <w:tcPr>
+            <w:tcW w:type="dxa" w:w="1440"/>
+          </w:tcPr>
+          <w:p>
+            <w:r>
+              <w:t>2026-09-01 18:51:00</w:t>
+            </w:r>
+          </w:p>
+        </w:tc>
+        <w:tc>
+          <w:tcPr>
+            <w:tcW w:type="dxa" w:w="1440"/>
+          </w:tcPr>
+          <w:p>
+            <w:r>
+              <w:t>16</w:t>
+            </w:r>
+          </w:p>
+        </w:tc>
+        <w:tc>
+          <w:tcPr>
+            <w:tcW w:type="dxa" w:w="1440"/>
+          </w:tcPr>
+          <w:p>
+            <w:r>
+              <w:t>16.8</w:t>
+            </w:r>
+          </w:p>
+        </w:tc>
+        <w:tc>
+          <w:tcPr>
+            <w:tcW w:type="dxa" w:w="1440"/>
+          </w:tcPr>
+          <w:p>
+            <w:r>
+              <w:t>UserController DELETE /api/users/{id} (self-delete and last-SYS_ADMIN guards)</w:t>
+            </w:r>
+          </w:p>
+        </w:tc>
+        <w:tc>
+          <w:tcPr>
+            <w:tcW w:type="dxa" w:w="1440"/>
+          </w:tcPr>
+          <w:p>
+            <w:r>
+              <w:t>backend/src/main/java/com/BPL_Order_Engine_Admin/manager/user/UserController.java</w:t>
+            </w:r>
+          </w:p>
+        </w:tc>
+        <w:tc>
+          <w:tcPr>
+            <w:tcW w:type="dxa" w:w="1440"/>
+            <w:shd w:val="clear" w:color="auto" w:fill="D5F5E3"/>
+          </w:tcPr>
+          <w:p>
+            <w:r>
+              <w:t>✅</w:t>
+            </w:r>
+          </w:p>
+        </w:tc>
+      </w:tr>
+      <w:tr>
+        <w:tc>
+          <w:tcPr>
+            <w:tcW w:type="dxa" w:w="1440"/>
+          </w:tcPr>
+          <w:p>
+            <w:r>
+              <w:t>2026-09-01 18:51:02</w:t>
+            </w:r>
+          </w:p>
+        </w:tc>
+        <w:tc>
+          <w:tcPr>
+            <w:tcW w:type="dxa" w:w="1440"/>
+          </w:tcPr>
+          <w:p>
+            <w:r>
+              <w:t>16</w:t>
+            </w:r>
+          </w:p>
+        </w:tc>
+        <w:tc>
+          <w:tcPr>
+            <w:tcW w:type="dxa" w:w="1440"/>
+          </w:tcPr>
+          <w:p>
+            <w:r>
+              <w:t>16.9</w:t>
+            </w:r>
+          </w:p>
+        </w:tc>
+        <w:tc>
+          <w:tcPr>
+            <w:tcW w:type="dxa" w:w="1440"/>
+          </w:tcPr>
+          <w:p>
+            <w:r>
+              <w:t>UserController PATCH /api/users/{id}/roles (ADMIN can only change USER's assignments, not role)</w:t>
+            </w:r>
+          </w:p>
+        </w:tc>
+        <w:tc>
+          <w:tcPr>
+            <w:tcW w:type="dxa" w:w="1440"/>
+          </w:tcPr>
+          <w:p>
+            <w:r>
+              <w:t>backend/src/main/java/com/BPL_Order_Engine_Admin/manager/user/UserController.java</w:t>
+            </w:r>
+          </w:p>
+        </w:tc>
+        <w:tc>
+          <w:tcPr>
+            <w:tcW w:type="dxa" w:w="1440"/>
+            <w:shd w:val="clear" w:color="auto" w:fill="D5F5E3"/>
+          </w:tcPr>
+          <w:p>
+            <w:r>
+              <w:t>✅</w:t>
+            </w:r>
+          </w:p>
+        </w:tc>
+      </w:tr>
+      <w:tr>
+        <w:tc>
+          <w:tcPr>
+            <w:tcW w:type="dxa" w:w="1440"/>
+          </w:tcPr>
+          <w:p>
+            <w:r>
+              <w:t>2026-09-01 18:51:16</w:t>
+            </w:r>
+          </w:p>
+        </w:tc>
+        <w:tc>
+          <w:tcPr>
+            <w:tcW w:type="dxa" w:w="1440"/>
+          </w:tcPr>
+          <w:p>
+            <w:r>
+              <w:t>16</w:t>
+            </w:r>
+          </w:p>
+        </w:tc>
+        <w:tc>
+          <w:tcPr>
+            <w:tcW w:type="dxa" w:w="1440"/>
+          </w:tcPr>
+          <w:p>
+            <w:r>
+              <w:t>16.2</w:t>
+            </w:r>
+          </w:p>
+        </w:tc>
+        <w:tc>
+          <w:tcPr>
+            <w:tcW w:type="dxa" w:w="1440"/>
+          </w:tcPr>
+          <w:p>
+            <w:r>
+              <w:t>Create @Audited annotation (action, targetEngineFromPath, details SpEL)</w:t>
+            </w:r>
+          </w:p>
+        </w:tc>
+        <w:tc>
+          <w:tcPr>
+            <w:tcW w:type="dxa" w:w="1440"/>
+          </w:tcPr>
+          <w:p>
+            <w:r>
+              <w:t>backend/src/main/java/com/BPL_Order_Engine_Admin/manager/audit/Audited.java</w:t>
+            </w:r>
+          </w:p>
+        </w:tc>
+        <w:tc>
+          <w:tcPr>
+            <w:tcW w:type="dxa" w:w="1440"/>
+            <w:shd w:val="clear" w:color="auto" w:fill="D5F5E3"/>
+          </w:tcPr>
+          <w:p>
+            <w:r>
+              <w:t>✅</w:t>
+            </w:r>
+          </w:p>
+        </w:tc>
+      </w:tr>
+      <w:tr>
+        <w:tc>
+          <w:tcPr>
+            <w:tcW w:type="dxa" w:w="1440"/>
+          </w:tcPr>
+          <w:p>
+            <w:r>
+              <w:t>2026-09-01 18:53:48</w:t>
+            </w:r>
+          </w:p>
+        </w:tc>
+        <w:tc>
+          <w:tcPr>
+            <w:tcW w:type="dxa" w:w="1440"/>
+          </w:tcPr>
+          <w:p>
+            <w:r>
+              <w:t>17</w:t>
+            </w:r>
+          </w:p>
+        </w:tc>
+        <w:tc>
+          <w:tcPr>
+            <w:tcW w:type="dxa" w:w="1440"/>
+          </w:tcPr>
+          <w:p>
+            <w:r>
+              <w:t>17.1</w:t>
+            </w:r>
+          </w:p>
+        </w:tc>
+        <w:tc>
+          <w:tcPr>
+            <w:tcW w:type="dxa" w:w="1440"/>
+          </w:tcPr>
+          <w:p>
+            <w:r>
+              <w:t>Create OrderEngineOperations interface (engineId, displayName, status, lastTransitionAt, start, stop, getLogs, currentMode)</w:t>
+            </w:r>
+          </w:p>
+        </w:tc>
+        <w:tc>
+          <w:tcPr>
+            <w:tcW w:type="dxa" w:w="1440"/>
+          </w:tcPr>
+          <w:p>
+            <w:r>
+              <w:t>backend/src/main/java/com/BPL_Order_Engine_Admin/manager/engine/OrderEngineOperations.java</w:t>
+            </w:r>
+          </w:p>
+        </w:tc>
+        <w:tc>
+          <w:tcPr>
+            <w:tcW w:type="dxa" w:w="1440"/>
+            <w:shd w:val="clear" w:color="auto" w:fill="D5F5E3"/>
+          </w:tcPr>
+          <w:p>
+            <w:r>
+              <w:t>✅</w:t>
+            </w:r>
+          </w:p>
+        </w:tc>
+      </w:tr>
+      <w:tr>
+        <w:tc>
+          <w:tcPr>
+            <w:tcW w:type="dxa" w:w="1440"/>
+          </w:tcPr>
+          <w:p>
+            <w:r>
+              <w:t>2026-09-01 18:53:50</w:t>
+            </w:r>
+          </w:p>
+        </w:tc>
+        <w:tc>
+          <w:tcPr>
+            <w:tcW w:type="dxa" w:w="1440"/>
+          </w:tcPr>
+          <w:p>
+            <w:r>
+              <w:t>17</w:t>
+            </w:r>
+          </w:p>
+        </w:tc>
+        <w:tc>
+          <w:tcPr>
+            <w:tcW w:type="dxa" w:w="1440"/>
+          </w:tcPr>
+          <w:p>
+            <w:r>
+              <w:t>17.2</w:t>
+            </w:r>
+          </w:p>
+        </w:tc>
+        <w:tc>
+          <w:tcPr>
+            <w:tcW w:type="dxa" w:w="1440"/>
+          </w:tcPr>
+          <w:p>
+            <w:r>
+              <w:t>Create EngineStatus and EngineMode enums</w:t>
+            </w:r>
+          </w:p>
+        </w:tc>
+        <w:tc>
+          <w:tcPr>
+            <w:tcW w:type="dxa" w:w="1440"/>
+          </w:tcPr>
+          <w:p>
+            <w:r>
+              <w:t>backend/src/main/java/com/BPL_Order_Engine_Admin/manager/engine/EngineStatus.java, EngineMode.java</w:t>
+            </w:r>
+          </w:p>
+        </w:tc>
+        <w:tc>
+          <w:tcPr>
+            <w:tcW w:type="dxa" w:w="1440"/>
+            <w:shd w:val="clear" w:color="auto" w:fill="D5F5E3"/>
+          </w:tcPr>
+          <w:p>
+            <w:r>
+              <w:t>✅</w:t>
+            </w:r>
+          </w:p>
+        </w:tc>
+      </w:tr>
+      <w:tr>
+        <w:tc>
+          <w:tcPr>
+            <w:tcW w:type="dxa" w:w="1440"/>
+          </w:tcPr>
+          <w:p>
+            <w:r>
+              <w:t>2026-09-01 18:53:53</w:t>
+            </w:r>
+          </w:p>
+        </w:tc>
+        <w:tc>
+          <w:tcPr>
+            <w:tcW w:type="dxa" w:w="1440"/>
+          </w:tcPr>
+          <w:p>
+            <w:r>
+              <w:t>17</w:t>
+            </w:r>
+          </w:p>
+        </w:tc>
+        <w:tc>
+          <w:tcPr>
+            <w:tcW w:type="dxa" w:w="1440"/>
+          </w:tcPr>
+          <w:p>
+            <w:r>
+              <w:t>17.3</w:t>
+            </w:r>
+          </w:p>
+        </w:tc>
+        <w:tc>
+          <w:tcPr>
+            <w:tcW w:type="dxa" w:w="1440"/>
+          </w:tcPr>
+          <w:p>
+            <w:r>
+              <w:t>Create 4 exceptions: EngineNotSupported (404), EngineUnreachable (502), EngineAuth (403), EngineScript (502 with exitCode+stderr)</w:t>
+            </w:r>
+          </w:p>
+        </w:tc>
+        <w:tc>
+          <w:tcPr>
+            <w:tcW w:type="dxa" w:w="1440"/>
+          </w:tcPr>
+          <w:p>
+            <w:r>
+              <w:t>backend/src/main/java/com/BPL_Order_Engine_Admin/manager/engine/EngineNotSupportedException.java, EngineUnreachableException.java, EngineAuthException.java, EngineScriptException.java</w:t>
+            </w:r>
+          </w:p>
+        </w:tc>
+        <w:tc>
+          <w:tcPr>
+            <w:tcW w:type="dxa" w:w="1440"/>
+            <w:shd w:val="clear" w:color="auto" w:fill="D5F5E3"/>
+          </w:tcPr>
+          <w:p>
+            <w:r>
+              <w:t>✅</w:t>
+            </w:r>
+          </w:p>
+        </w:tc>
+      </w:tr>
+      <w:tr>
+        <w:tc>
+          <w:tcPr>
+            <w:tcW w:type="dxa" w:w="1440"/>
+          </w:tcPr>
+          <w:p>
+            <w:r>
+              <w:t>2026-09-01 18:53:56</w:t>
+            </w:r>
+          </w:p>
+        </w:tc>
+        <w:tc>
+          <w:tcPr>
+            <w:tcW w:type="dxa" w:w="1440"/>
+          </w:tcPr>
+          <w:p>
+            <w:r>
+              <w:t>17</w:t>
+            </w:r>
+          </w:p>
+        </w:tc>
+        <w:tc>
+          <w:tcPr>
+            <w:tcW w:type="dxa" w:w="1440"/>
+          </w:tcPr>
+          <w:p>
+            <w:r>
+              <w:t>17.4</w:t>
+            </w:r>
+          </w:p>
+        </w:tc>
+        <w:tc>
+          <w:tcPr>
+            <w:tcW w:type="dxa" w:w="1440"/>
+          </w:tcPr>
+          <w:p>
+            <w:r>
+              <w:t>Create LogLine value type (timestamp, level, message)</w:t>
+            </w:r>
+          </w:p>
+        </w:tc>
+        <w:tc>
+          <w:tcPr>
+            <w:tcW w:type="dxa" w:w="1440"/>
+          </w:tcPr>
+          <w:p>
+            <w:r>
+              <w:t>backend/src/main/java/com/BPL_Order_Engine_Admin/manager/engine/LogLine.java</w:t>
+            </w:r>
+          </w:p>
+        </w:tc>
+        <w:tc>
+          <w:tcPr>
+            <w:tcW w:type="dxa" w:w="1440"/>
+            <w:shd w:val="clear" w:color="auto" w:fill="D5F5E3"/>
+          </w:tcPr>
+          <w:p>
+            <w:r>
+              <w:t>✅</w:t>
+            </w:r>
+          </w:p>
+        </w:tc>
+      </w:tr>
+      <w:tr>
+        <w:tc>
+          <w:tcPr>
+            <w:tcW w:type="dxa" w:w="1440"/>
+          </w:tcPr>
+          <w:p>
+            <w:r>
+              <w:t>2026-09-01 18:54:00</w:t>
+            </w:r>
+          </w:p>
+        </w:tc>
+        <w:tc>
+          <w:tcPr>
+            <w:tcW w:type="dxa" w:w="1440"/>
+          </w:tcPr>
+          <w:p>
+            <w:r>
+              <w:t>17</w:t>
+            </w:r>
+          </w:p>
+        </w:tc>
+        <w:tc>
+          <w:tcPr>
+            <w:tcW w:type="dxa" w:w="1440"/>
+          </w:tcPr>
+          <w:p>
+            <w:r>
+              <w:t>17.5</w:t>
+            </w:r>
+          </w:p>
+        </w:tc>
+        <w:tc>
+          <w:tcPr>
+            <w:tcW w:type="dxa" w:w="1440"/>
+          </w:tcPr>
+          <w:p>
+            <w:r>
+              <w:t>Create MockEngineOperations (in-memory state machine; per-engine wrapper; @Scheduled heartbeat only while RUNNING; buffer cap 500)</w:t>
+            </w:r>
+          </w:p>
+        </w:tc>
+        <w:tc>
+          <w:tcPr>
+            <w:tcW w:type="dxa" w:w="1440"/>
+          </w:tcPr>
+          <w:p>
+            <w:r>
+              <w:t>backend/src/main/java/com/BPL_Order_Engine_Admin/manager/engine/impl/MockEngineOperations.java</w:t>
+            </w:r>
+          </w:p>
+        </w:tc>
+        <w:tc>
+          <w:tcPr>
+            <w:tcW w:type="dxa" w:w="1440"/>
+            <w:shd w:val="clear" w:color="auto" w:fill="D5F5E3"/>
+          </w:tcPr>
+          <w:p>
+            <w:r>
+              <w:t>✅</w:t>
+            </w:r>
+          </w:p>
+        </w:tc>
+      </w:tr>
+      <w:tr>
+        <w:tc>
+          <w:tcPr>
+            <w:tcW w:type="dxa" w:w="1440"/>
+          </w:tcPr>
+          <w:p>
+            <w:r>
+              <w:t>2026-09-01 18:54:02</w:t>
+            </w:r>
+          </w:p>
+        </w:tc>
+        <w:tc>
+          <w:tcPr>
+            <w:tcW w:type="dxa" w:w="1440"/>
+          </w:tcPr>
+          <w:p>
+            <w:r>
+              <w:t>17</w:t>
+            </w:r>
+          </w:p>
+        </w:tc>
+        <w:tc>
+          <w:tcPr>
+            <w:tcW w:type="dxa" w:w="1440"/>
+          </w:tcPr>
+          <w:p>
+            <w:r>
+              <w:t>17.6</w:t>
+            </w:r>
+          </w:p>
+        </w:tc>
+        <w:tc>
+          <w:tcPr>
+            <w:tcW w:type="dxa" w:w="1440"/>
+          </w:tcPr>
+          <w:p>
+            <w:r>
+              <w:t>Create OrderEngineFactory (looks up by code via findByCodeAndDeletedAtIsNull, throws EngineNotSupportedException on miss)</w:t>
+            </w:r>
+          </w:p>
+        </w:tc>
+        <w:tc>
+          <w:tcPr>
+            <w:tcW w:type="dxa" w:w="1440"/>
+          </w:tcPr>
+          <w:p>
+            <w:r>
+              <w:t>backend/src/main/java/com/BPL_Order_Engine_Admin/manager/engine/OrderEngineFactory.java</w:t>
+            </w:r>
+          </w:p>
+        </w:tc>
+        <w:tc>
+          <w:tcPr>
+            <w:tcW w:type="dxa" w:w="1440"/>
+            <w:shd w:val="clear" w:color="auto" w:fill="D5F5E3"/>
+          </w:tcPr>
+          <w:p>
+            <w:r>
+              <w:t>✅</w:t>
+            </w:r>
+          </w:p>
+        </w:tc>
+      </w:tr>
+      <w:tr>
+        <w:tc>
+          <w:tcPr>
+            <w:tcW w:type="dxa" w:w="1440"/>
+          </w:tcPr>
+          <w:p>
+            <w:r>
+              <w:t>2026-09-01 18:54:05</w:t>
+            </w:r>
+          </w:p>
+        </w:tc>
+        <w:tc>
+          <w:tcPr>
+            <w:tcW w:type="dxa" w:w="1440"/>
+          </w:tcPr>
+          <w:p>
+            <w:r>
+              <w:t>17</w:t>
+            </w:r>
+          </w:p>
+        </w:tc>
+        <w:tc>
+          <w:tcPr>
+            <w:tcW w:type="dxa" w:w="1440"/>
+          </w:tcPr>
+          <w:p>
+            <w:r>
+              <w:t>17.7</w:t>
+            </w:r>
+          </w:p>
+        </w:tc>
+        <w:tc>
+          <w:tcPr>
+            <w:tcW w:type="dxa" w:w="1440"/>
+          </w:tcPr>
+          <w:p>
+            <w:r>
+              <w:t>EngineService: CRUD with soft-delete cascade, PATCH ssh with field-level changes; emits EngineStatusChangedEvent (no listeners yet)</w:t>
+            </w:r>
+          </w:p>
+        </w:tc>
+        <w:tc>
+          <w:tcPr>
+            <w:tcW w:type="dxa" w:w="1440"/>
+          </w:tcPr>
+          <w:p>
+            <w:r>
+              <w:t>backend/src/main/java/com/BPL_Order_Engine_Admin/manager/engine/EngineService.java</w:t>
+            </w:r>
+          </w:p>
+        </w:tc>
+        <w:tc>
+          <w:tcPr>
+            <w:tcW w:type="dxa" w:w="1440"/>
+            <w:shd w:val="clear" w:color="auto" w:fill="D5F5E3"/>
+          </w:tcPr>
+          <w:p>
+            <w:r>
+              <w:t>✅</w:t>
+            </w:r>
+          </w:p>
+        </w:tc>
+      </w:tr>
+      <w:tr>
+        <w:tc>
+          <w:tcPr>
+            <w:tcW w:type="dxa" w:w="1440"/>
+          </w:tcPr>
+          <w:p>
+            <w:r>
+              <w:t>2026-09-01 18:54:08</w:t>
+            </w:r>
+          </w:p>
+        </w:tc>
+        <w:tc>
+          <w:tcPr>
+            <w:tcW w:type="dxa" w:w="1440"/>
+          </w:tcPr>
+          <w:p>
+            <w:r>
+              <w:t>17</w:t>
+            </w:r>
+          </w:p>
+        </w:tc>
+        <w:tc>
+          <w:tcPr>
+            <w:tcW w:type="dxa" w:w="1440"/>
+          </w:tcPr>
+          <w:p>
+            <w:r>
+              <w:t>17.8</w:t>
+            </w:r>
+          </w:p>
+        </w:tc>
+        <w:tc>
+          <w:tcPr>
+            <w:tcW w:type="dxa" w:w="1440"/>
+          </w:tcPr>
+          <w:p>
+            <w:r>
+              <w:t>EngineController: GET /api/engines, POST, DELETE, PATCH /{code}/ssh with @Audited and @PreAuthorize</w:t>
+            </w:r>
+          </w:p>
+        </w:tc>
+        <w:tc>
+          <w:tcPr>
+            <w:tcW w:type="dxa" w:w="1440"/>
+          </w:tcPr>
+          <w:p>
+            <w:r>
+              <w:t>backend/src/main/java/com/BPL_Order_Engine_Admin/manager/engine/EngineController.java</w:t>
+            </w:r>
+          </w:p>
+        </w:tc>
+        <w:tc>
+          <w:tcPr>
+            <w:tcW w:type="dxa" w:w="1440"/>
+            <w:shd w:val="clear" w:color="auto" w:fill="D5F5E3"/>
+          </w:tcPr>
+          <w:p>
+            <w:r>
+              <w:t>✅</w:t>
+            </w:r>
+          </w:p>
+        </w:tc>
+      </w:tr>
+      <w:tr>
+        <w:tc>
+          <w:tcPr>
+            <w:tcW w:type="dxa" w:w="1440"/>
+          </w:tcPr>
+          <w:p>
+            <w:r>
+              <w:t>2026-09-01 18:57:52</w:t>
+            </w:r>
+          </w:p>
+        </w:tc>
+        <w:tc>
+          <w:tcPr>
+            <w:tcW w:type="dxa" w:w="1440"/>
+          </w:tcPr>
+          <w:p>
+            <w:r>
+              <w:t>18</w:t>
+            </w:r>
+          </w:p>
+        </w:tc>
+        <w:tc>
+          <w:tcPr>
+            <w:tcW w:type="dxa" w:w="1440"/>
+          </w:tcPr>
+          <w:p>
+            <w:r>
+              <w:t>18.1</w:t>
+            </w:r>
+          </w:p>
+        </w:tc>
+        <w:tc>
+          <w:tcPr>
+            <w:tcW w:type="dxa" w:w="1440"/>
+          </w:tcPr>
+          <w:p>
+            <w:r>
+              <w:t>Create ApiExceptionHandler: maps all 4xx/5xx to standard envelope; 500 catch-all has incident UUID</w:t>
+            </w:r>
+          </w:p>
+        </w:tc>
+        <w:tc>
+          <w:tcPr>
+            <w:tcW w:type="dxa" w:w="1440"/>
+          </w:tcPr>
+          <w:p>
+            <w:r>
+              <w:t>backend/src/main/java/com/BPL_Order_Engine_Admin/manager/web/ApiExceptionHandler.java</w:t>
+            </w:r>
+          </w:p>
+        </w:tc>
+        <w:tc>
+          <w:tcPr>
+            <w:tcW w:type="dxa" w:w="1440"/>
+            <w:shd w:val="clear" w:color="auto" w:fill="D5F5E3"/>
+          </w:tcPr>
+          <w:p>
+            <w:r>
+              <w:t>✅</w:t>
+            </w:r>
+          </w:p>
+        </w:tc>
+      </w:tr>
+      <w:tr>
+        <w:tc>
+          <w:tcPr>
+            <w:tcW w:type="dxa" w:w="1440"/>
+          </w:tcPr>
+          <w:p>
+            <w:r>
+              <w:t>2026-09-01 18:58:04</w:t>
+            </w:r>
+          </w:p>
+        </w:tc>
+        <w:tc>
+          <w:tcPr>
+            <w:tcW w:type="dxa" w:w="1440"/>
+          </w:tcPr>
+          <w:p>
+            <w:r>
+              <w:t>18</w:t>
+            </w:r>
+          </w:p>
+        </w:tc>
+        <w:tc>
+          <w:tcPr>
+            <w:tcW w:type="dxa" w:w="1440"/>
+          </w:tcPr>
+          <w:p>
+            <w:r>
+              <w:t>18.2</w:t>
+            </w:r>
+          </w:p>
+        </w:tc>
+        <w:tc>
+          <w:tcPr>
+            <w:tcW w:type="dxa" w:w="1440"/>
+          </w:tcPr>
+          <w:p>
+            <w:r>
+              <w:t>Add GET /api/engines/{code}/status with @PreAuthorize and USER assignedEngines filter via EngineActionService</w:t>
+            </w:r>
+          </w:p>
+        </w:tc>
+        <w:tc>
+          <w:tcPr>
+            <w:tcW w:type="dxa" w:w="1440"/>
+          </w:tcPr>
+          <w:p>
+            <w:r>
+              <w:t>backend/src/main/java/com/BPL_Order_Engine_Admin/manager/engine/EngineController.java, EngineActionService.java</w:t>
+            </w:r>
+          </w:p>
+        </w:tc>
+        <w:tc>
+          <w:tcPr>
+            <w:tcW w:type="dxa" w:w="1440"/>
+            <w:shd w:val="clear" w:color="auto" w:fill="D5F5E3"/>
+          </w:tcPr>
+          <w:p>
+            <w:r>
+              <w:t>✅</w:t>
+            </w:r>
+          </w:p>
+        </w:tc>
+      </w:tr>
+      <w:tr>
+        <w:tc>
+          <w:tcPr>
+            <w:tcW w:type="dxa" w:w="1440"/>
+          </w:tcPr>
+          <w:p>
+            <w:r>
+              <w:t>2026-09-01 19:02:37</w:t>
+            </w:r>
+          </w:p>
+        </w:tc>
+        <w:tc>
+          <w:tcPr>
+            <w:tcW w:type="dxa" w:w="1440"/>
+          </w:tcPr>
+          <w:p>
+            <w:r>
+              <w:t>18</w:t>
+            </w:r>
+          </w:p>
+        </w:tc>
+        <w:tc>
+          <w:tcPr>
+            <w:tcW w:type="dxa" w:w="1440"/>
+          </w:tcPr>
+          <w:p>
+            <w:r>
+              <w:t>18.3</w:t>
+            </w:r>
+          </w:p>
+        </w:tc>
+        <w:tc>
+          <w:tcPr>
+            <w:tcW w:type="dxa" w:w="1440"/>
+          </w:tcPr>
+          <w:p>
+            <w:r>
+              <w:t>Add POST /api/engines/{code}/start with @Audited(action=START_ENGINE, targetEngineFromPath=true)</w:t>
+            </w:r>
+          </w:p>
+        </w:tc>
+        <w:tc>
+          <w:tcPr>
+            <w:tcW w:type="dxa" w:w="1440"/>
+          </w:tcPr>
+          <w:p>
+            <w:r>
+              <w:t>backend/src/main/java/com/BPL_Order_Engine_Admin/manager/engine/EngineController.java</w:t>
+            </w:r>
+          </w:p>
+        </w:tc>
+        <w:tc>
+          <w:tcPr>
+            <w:tcW w:type="dxa" w:w="1440"/>
+            <w:shd w:val="clear" w:color="auto" w:fill="D5F5E3"/>
+          </w:tcPr>
+          <w:p>
+            <w:r>
+              <w:t>✅</w:t>
+            </w:r>
+          </w:p>
+        </w:tc>
+      </w:tr>
+      <w:tr>
+        <w:tc>
+          <w:tcPr>
+            <w:tcW w:type="dxa" w:w="1440"/>
+          </w:tcPr>
+          <w:p>
+            <w:r>
+              <w:t>2026-09-01 19:07:45</w:t>
+            </w:r>
+          </w:p>
+        </w:tc>
+        <w:tc>
+          <w:tcPr>
+            <w:tcW w:type="dxa" w:w="1440"/>
+          </w:tcPr>
+          <w:p>
+            <w:r>
+              <w:t>18</w:t>
+            </w:r>
+          </w:p>
+        </w:tc>
+        <w:tc>
+          <w:tcPr>
+            <w:tcW w:type="dxa" w:w="1440"/>
+          </w:tcPr>
+          <w:p>
+            <w:r>
+              <w:t>18.4</w:t>
+            </w:r>
+          </w:p>
+        </w:tc>
+        <w:tc>
+          <w:tcPr>
+            <w:tcW w:type="dxa" w:w="1440"/>
+          </w:tcPr>
+          <w:p>
+            <w:r>
+              <w:t>Add POST /api/engines/{code}/stop with @Audited(action=STOP_ENGINE, targetEngineFromPath=true)</w:t>
+            </w:r>
+          </w:p>
+        </w:tc>
+        <w:tc>
+          <w:tcPr>
+            <w:tcW w:type="dxa" w:w="1440"/>
+          </w:tcPr>
+          <w:p>
+            <w:r>
+              <w:t>backend/src/main/java/com/BPL_Order_Engine_Admin/manager/engine/EngineController.java</w:t>
+            </w:r>
+          </w:p>
+        </w:tc>
+        <w:tc>
+          <w:tcPr>
+            <w:tcW w:type="dxa" w:w="1440"/>
+            <w:shd w:val="clear" w:color="auto" w:fill="D5F5E3"/>
+          </w:tcPr>
+          <w:p>
+            <w:r>
+              <w:t>✅</w:t>
+            </w:r>
+          </w:p>
+        </w:tc>
+      </w:tr>
+      <w:tr>
+        <w:tc>
+          <w:tcPr>
+            <w:tcW w:type="dxa" w:w="1440"/>
+          </w:tcPr>
+          <w:p>
+            <w:r>
+              <w:t>2026-09-01 19:07:48</w:t>
+            </w:r>
+          </w:p>
+        </w:tc>
+        <w:tc>
+          <w:tcPr>
+            <w:tcW w:type="dxa" w:w="1440"/>
+          </w:tcPr>
+          <w:p>
+            <w:r>
+              <w:t>18</w:t>
+            </w:r>
+          </w:p>
+        </w:tc>
+        <w:tc>
+          <w:tcPr>
+            <w:tcW w:type="dxa" w:w="1440"/>
+          </w:tcPr>
+          <w:p>
+            <w:r>
+              <w:t>18.5</w:t>
+            </w:r>
+          </w:p>
+        </w:tc>
+        <w:tc>
+          <w:tcPr>
+            <w:tcW w:type="dxa" w:w="1440"/>
+          </w:tcPr>
+          <w:p>
+            <w:r>
+              <w:t>Add GET /api/engines/{code}/logs?limit=N with validation {50,100,200} and 400 on out-of-range</w:t>
+            </w:r>
+          </w:p>
+        </w:tc>
+        <w:tc>
+          <w:tcPr>
+            <w:tcW w:type="dxa" w:w="1440"/>
+          </w:tcPr>
+          <w:p>
+            <w:r>
+              <w:t>backend/src/main/java/com/BPL_Order_Engine_Admin/manager/engine/EngineController.java</w:t>
+            </w:r>
+          </w:p>
+        </w:tc>
+        <w:tc>
+          <w:tcPr>
+            <w:tcW w:type="dxa" w:w="1440"/>
+            <w:shd w:val="clear" w:color="auto" w:fill="D5F5E3"/>
+          </w:tcPr>
+          <w:p>
+            <w:r>
+              <w:t>✅</w:t>
+            </w:r>
+          </w:p>
+        </w:tc>
+      </w:tr>
+      <w:tr>
+        <w:tc>
+          <w:tcPr>
+            <w:tcW w:type="dxa" w:w="1440"/>
+          </w:tcPr>
+          <w:p>
+            <w:r>
+              <w:t>2026-09-01 19:07:51</w:t>
+            </w:r>
+          </w:p>
+        </w:tc>
+        <w:tc>
+          <w:tcPr>
+            <w:tcW w:type="dxa" w:w="1440"/>
+          </w:tcPr>
+          <w:p>
+            <w:r>
+              <w:t>18</w:t>
+            </w:r>
+          </w:p>
+        </w:tc>
+        <w:tc>
+          <w:tcPr>
+            <w:tcW w:type="dxa" w:w="1440"/>
+          </w:tcPr>
+          <w:p>
+            <w:r>
+              <w:t>18.7</w:t>
+            </w:r>
+          </w:p>
+        </w:tc>
+        <w:tc>
+          <w:tcPr>
+            <w:tcW w:type="dxa" w:w="1440"/>
+          </w:tcPr>
+          <w:p>
+            <w:r>
+              <w:t>EngineStatusChangedEvent: deferred to #19 (SshBackedEngine + LogTailerRegistry need the event); MOCK impl runs heartbeat on its own</w:t>
+            </w:r>
+          </w:p>
+        </w:tc>
+        <w:tc>
+          <w:tcPr>
+            <w:tcW w:type="dxa" w:w="1440"/>
+          </w:tcPr>
+          <w:p>
+            <w:r>
+              <w:t>backend/src/main/java/com/BPL_Order_Engine_Admin/manager/engine/impl/MockEngineOperations.java</w:t>
+            </w:r>
+          </w:p>
+        </w:tc>
+        <w:tc>
+          <w:tcPr>
+            <w:tcW w:type="dxa" w:w="1440"/>
+            <w:shd w:val="clear" w:color="auto" w:fill="D5F5E3"/>
+          </w:tcPr>
+          <w:p>
+            <w:r>
+              <w:t>✅</w:t>
+            </w:r>
+          </w:p>
+        </w:tc>
+      </w:tr>
+      <w:tr>
+        <w:tc>
+          <w:tcPr>
+            <w:tcW w:type="dxa" w:w="1440"/>
+          </w:tcPr>
+          <w:p>
+            <w:r>
+              <w:t>2026-09-01 19:46:46</w:t>
+            </w:r>
+          </w:p>
+        </w:tc>
+        <w:tc>
+          <w:tcPr>
+            <w:tcW w:type="dxa" w:w="1440"/>
+          </w:tcPr>
+          <w:p>
+            <w:r>
+              <w:t>19</w:t>
+            </w:r>
+          </w:p>
+        </w:tc>
+        <w:tc>
+          <w:tcPr>
+            <w:tcW w:type="dxa" w:w="1440"/>
+          </w:tcPr>
+          <w:p>
+            <w:r>
+              <w:t>19.2</w:t>
+            </w:r>
+          </w:p>
+        </w:tc>
+        <w:tc>
+          <w:tcPr>
+            <w:tcW w:type="dxa" w:w="1440"/>
+          </w:tcPr>
+          <w:p>
+            <w:r>
+              <w:t>Create SshBackedEngine.status() (uses getLogs as probe; one retry on connect fail)</w:t>
+            </w:r>
+          </w:p>
+        </w:tc>
+        <w:tc>
+          <w:tcPr>
+            <w:tcW w:type="dxa" w:w="1440"/>
+          </w:tcPr>
+          <w:p>
+            <w:r>
+              <w:t>backend/src/main/java/com/BPL_Order_Engine_Admin/manager/engine/impl/SshBackedEngine.java</w:t>
+            </w:r>
+          </w:p>
+        </w:tc>
+        <w:tc>
+          <w:tcPr>
+            <w:tcW w:type="dxa" w:w="1440"/>
+            <w:shd w:val="clear" w:color="auto" w:fill="D5F5E3"/>
+          </w:tcPr>
+          <w:p>
+            <w:r>
+              <w:t>✅</w:t>
+            </w:r>
+          </w:p>
+        </w:tc>
+      </w:tr>
+      <w:tr>
+        <w:tc>
+          <w:tcPr>
+            <w:tcW w:type="dxa" w:w="1440"/>
+          </w:tcPr>
+          <w:p>
+            <w:r>
+              <w:t>2026-09-01 19:46:50</w:t>
+            </w:r>
+          </w:p>
+        </w:tc>
+        <w:tc>
+          <w:tcPr>
+            <w:tcW w:type="dxa" w:w="1440"/>
+          </w:tcPr>
+          <w:p>
+            <w:r>
+              <w:t>19</w:t>
+            </w:r>
+          </w:p>
+        </w:tc>
+        <w:tc>
+          <w:tcPr>
+            <w:tcW w:type="dxa" w:w="1440"/>
+          </w:tcPr>
+          <w:p>
+            <w:r>
+              <w:t>19.3a</w:t>
+            </w:r>
+          </w:p>
+        </w:tc>
+        <w:tc>
+          <w:tcPr>
+            <w:tcW w:type="dxa" w:w="1440"/>
+          </w:tcPr>
+          <w:p>
+            <w:r>
+              <w:t>Create SshBackedEngine.start() with 30s bound; throws EngineScriptException(exitCode, stderr) on non-zero exit</w:t>
+            </w:r>
+          </w:p>
+        </w:tc>
+        <w:tc>
+          <w:tcPr>
+            <w:tcW w:type="dxa" w:w="1440"/>
+          </w:tcPr>
+          <w:p>
+            <w:r>
+              <w:t>backend/src/main/java/com/BPL_Order_Engine_Admin/manager/engine/impl/SshBackedEngine.java</w:t>
+            </w:r>
+          </w:p>
+        </w:tc>
+        <w:tc>
+          <w:tcPr>
+            <w:tcW w:type="dxa" w:w="1440"/>
+            <w:shd w:val="clear" w:color="auto" w:fill="D5F5E3"/>
+          </w:tcPr>
+          <w:p>
+            <w:r>
+              <w:t>✅</w:t>
+            </w:r>
+          </w:p>
+        </w:tc>
+      </w:tr>
+      <w:tr>
+        <w:tc>
+          <w:tcPr>
+            <w:tcW w:type="dxa" w:w="1440"/>
+          </w:tcPr>
+          <w:p>
+            <w:r>
+              <w:t>2026-09-01 19:46:53</w:t>
+            </w:r>
+          </w:p>
+        </w:tc>
+        <w:tc>
+          <w:tcPr>
+            <w:tcW w:type="dxa" w:w="1440"/>
+          </w:tcPr>
+          <w:p>
+            <w:r>
+              <w:t>19</w:t>
+            </w:r>
+          </w:p>
+        </w:tc>
+        <w:tc>
+          <w:tcPr>
+            <w:tcW w:type="dxa" w:w="1440"/>
+          </w:tcPr>
+          <w:p>
+            <w:r>
+              <w:t>19.3b</w:t>
+            </w:r>
+          </w:p>
+        </w:tc>
+        <w:tc>
+          <w:tcPr>
+            <w:tcW w:type="dxa" w:w="1440"/>
+          </w:tcPr>
+          <w:p>
+            <w:r>
+              <w:t>Create SshBackedEngine.stop() with the same 30s bound; mirror of start</w:t>
+            </w:r>
+          </w:p>
+        </w:tc>
+        <w:tc>
+          <w:tcPr>
+            <w:tcW w:type="dxa" w:w="1440"/>
+          </w:tcPr>
+          <w:p>
+            <w:r>
+              <w:t>backend/src/main/java/com/BPL_Order_Engine_Admin/manager/engine/impl/SshBackedEngine.java</w:t>
+            </w:r>
+          </w:p>
+        </w:tc>
+        <w:tc>
+          <w:tcPr>
+            <w:tcW w:type="dxa" w:w="1440"/>
+            <w:shd w:val="clear" w:color="auto" w:fill="D5F5E3"/>
+          </w:tcPr>
+          <w:p>
+            <w:r>
+              <w:t>✅</w:t>
+            </w:r>
+          </w:p>
+        </w:tc>
+      </w:tr>
+      <w:tr>
+        <w:tc>
+          <w:tcPr>
+            <w:tcW w:type="dxa" w:w="1440"/>
+          </w:tcPr>
+          <w:p>
+            <w:r>
+              <w:t>2026-09-01 19:47:03</w:t>
+            </w:r>
+          </w:p>
+        </w:tc>
+        <w:tc>
+          <w:tcPr>
+            <w:tcW w:type="dxa" w:w="1440"/>
+          </w:tcPr>
+          <w:p>
+            <w:r>
+              <w:t>19</w:t>
+            </w:r>
+          </w:p>
+        </w:tc>
+        <w:tc>
+          <w:tcPr>
+            <w:tcW w:type="dxa" w:w="1440"/>
+          </w:tcPr>
+          <w:p>
+            <w:r>
+              <w:t>19.4</w:t>
+            </w:r>
+          </w:p>
+        </w:tc>
+        <w:tc>
+          <w:tcPr>
+            <w:tcW w:type="dxa" w:w="1440"/>
+          </w:tcPr>
+          <w:p>
+            <w:r>
+              <w:t>Create SshBackedEngine.getLogs(int) with 10s bound; returns last N lines via single tail -n N invocation</w:t>
+            </w:r>
+          </w:p>
+        </w:tc>
+        <w:tc>
+          <w:tcPr>
+            <w:tcW w:type="dxa" w:w="1440"/>
+          </w:tcPr>
+          <w:p>
+            <w:r>
+              <w:t>backend/src/main/java/com/BPL_Order_Engine_Admin/manager/engine/impl/SshBackedEngine.java</w:t>
+            </w:r>
+          </w:p>
+        </w:tc>
+        <w:tc>
+          <w:tcPr>
+            <w:tcW w:type="dxa" w:w="1440"/>
+            <w:shd w:val="clear" w:color="auto" w:fill="D5F5E3"/>
+          </w:tcPr>
+          <w:p>
+            <w:r>
+              <w:t>✅</w:t>
+            </w:r>
+          </w:p>
+        </w:tc>
+      </w:tr>
+      <w:tr>
+        <w:tc>
+          <w:tcPr>
+            <w:tcW w:type="dxa" w:w="1440"/>
+          </w:tcPr>
+          <w:p>
+            <w:r>
+              <w:t>2026-09-01 19:47:27</w:t>
+            </w:r>
+          </w:p>
+        </w:tc>
+        <w:tc>
+          <w:tcPr>
+            <w:tcW w:type="dxa" w:w="1440"/>
+          </w:tcPr>
+          <w:p>
+            <w:r>
+              <w:t>19</w:t>
+            </w:r>
+          </w:p>
+        </w:tc>
+        <w:tc>
+          <w:tcPr>
+            <w:tcW w:type="dxa" w:w="1440"/>
+          </w:tcPr>
+          <w:p>
+            <w:r>
+              <w:t>19.5</w:t>
+            </w:r>
+          </w:p>
+        </w:tc>
+        <w:tc>
+          <w:tcPr>
+            <w:tcW w:type="dxa" w:w="1440"/>
+          </w:tcPr>
+          <w:p>
+            <w:r>
+              <w:t>Create LogBuffer: per-engine deque, cap 500, oldest evicted on insert, thread-safe</w:t>
+            </w:r>
+          </w:p>
+        </w:tc>
+        <w:tc>
+          <w:tcPr>
+            <w:tcW w:type="dxa" w:w="1440"/>
+          </w:tcPr>
+          <w:p>
+            <w:r>
+              <w:t>backend/src/main/java/com/BPL_Order_Engine_Admin/manager/engine/LogBuffer.java</w:t>
+            </w:r>
+          </w:p>
+        </w:tc>
+        <w:tc>
+          <w:tcPr>
+            <w:tcW w:type="dxa" w:w="1440"/>
+            <w:shd w:val="clear" w:color="auto" w:fill="D5F5E3"/>
+          </w:tcPr>
+          <w:p>
+            <w:r>
+              <w:t>✅</w:t>
+            </w:r>
+          </w:p>
+        </w:tc>
+      </w:tr>
+      <w:tr>
+        <w:tc>
+          <w:tcPr>
+            <w:tcW w:type="dxa" w:w="1440"/>
+          </w:tcPr>
+          <w:p>
+            <w:r>
+              <w:t>2026-09-01 19:47:31</w:t>
+            </w:r>
+          </w:p>
+        </w:tc>
+        <w:tc>
+          <w:tcPr>
+            <w:tcW w:type="dxa" w:w="1440"/>
+          </w:tcPr>
+          <w:p>
+            <w:r>
+              <w:t>19</w:t>
+            </w:r>
+          </w:p>
+        </w:tc>
+        <w:tc>
+          <w:tcPr>
+            <w:tcW w:type="dxa" w:w="1440"/>
+          </w:tcPr>
+          <w:p>
+            <w:r>
+              <w:t>19.6</w:t>
+            </w:r>
+          </w:p>
+        </w:tc>
+        <w:tc>
+          <w:tcPr>
+            <w:tcW w:type="dxa" w:w="1440"/>
+          </w:tcPr>
+          <w:p>
+            <w:r>
+              <w:t>SSH channel reader loop: tailer uses SshClient + createExecChannel + stream loop; line-by-line push to LogBuffer</w:t>
+            </w:r>
+          </w:p>
+        </w:tc>
+        <w:tc>
+          <w:tcPr>
+            <w:tcW w:type="dxa" w:w="1440"/>
+          </w:tcPr>
+          <w:p>
+            <w:r>
+              <w:t>backend/src/main/java/com/BPL_Order_Engine_Admin/manager/engine/LogTailerRegistry.java</w:t>
+            </w:r>
+          </w:p>
+        </w:tc>
+        <w:tc>
+          <w:tcPr>
+            <w:tcW w:type="dxa" w:w="1440"/>
+            <w:shd w:val="clear" w:color="auto" w:fill="D5F5E3"/>
+          </w:tcPr>
+          <w:p>
+            <w:r>
+              <w:t>✅</w:t>
+            </w:r>
+          </w:p>
+        </w:tc>
+      </w:tr>
+      <w:tr>
+        <w:tc>
+          <w:tcPr>
+            <w:tcW w:type="dxa" w:w="1440"/>
+          </w:tcPr>
+          <w:p>
+            <w:r>
+              <w:t>2026-09-01 19:47:34</w:t>
+            </w:r>
+          </w:p>
+        </w:tc>
+        <w:tc>
+          <w:tcPr>
+            <w:tcW w:type="dxa" w:w="1440"/>
+          </w:tcPr>
+          <w:p>
+            <w:r>
+              <w:t>19</w:t>
+            </w:r>
+          </w:p>
+        </w:tc>
+        <w:tc>
+          <w:tcPr>
+            <w:tcW w:type="dxa" w:w="1440"/>
+          </w:tcPr>
+          <w:p>
+            <w:r>
+              <w:t>19.7</w:t>
+            </w:r>
+          </w:p>
+        </w:tc>
+        <w:tc>
+          <w:tcPr>
+            <w:tcW w:type="dxa" w:w="1440"/>
+          </w:tcPr>
+          <w:p>
+            <w:r>
+              <w:t>LogTailerRegistry: one tailer per RUNNING REAL engine; exp backoff reconnect capped 60s; 5 consecutive failures = give up</w:t>
+            </w:r>
+          </w:p>
+        </w:tc>
+        <w:tc>
+          <w:tcPr>
+            <w:tcW w:type="dxa" w:w="1440"/>
+          </w:tcPr>
+          <w:p>
+            <w:r>
+              <w:t>backend/src/main/java/com/BPL_Order_Engine_Admin/manager/engine/LogTailerRegistry.java</w:t>
+            </w:r>
+          </w:p>
+        </w:tc>
+        <w:tc>
+          <w:tcPr>
+            <w:tcW w:type="dxa" w:w="1440"/>
+            <w:shd w:val="clear" w:color="auto" w:fill="D5F5E3"/>
+          </w:tcPr>
+          <w:p>
+            <w:r>
+              <w:t>✅</w:t>
+            </w:r>
+          </w:p>
+        </w:tc>
+      </w:tr>
+      <w:tr>
+        <w:tc>
+          <w:tcPr>
+            <w:tcW w:type="dxa" w:w="1440"/>
+          </w:tcPr>
+          <w:p>
+            <w:r>
+              <w:t>2026-09-01 19:47:49</w:t>
+            </w:r>
+          </w:p>
+        </w:tc>
+        <w:tc>
+          <w:tcPr>
+            <w:tcW w:type="dxa" w:w="1440"/>
+          </w:tcPr>
+          <w:p>
+            <w:r>
+              <w:t>19</w:t>
+            </w:r>
+          </w:p>
+        </w:tc>
+        <w:tc>
+          <w:tcPr>
+            <w:tcW w:type="dxa" w:w="1440"/>
+          </w:tcPr>
+          <w:p>
+            <w:r>
+              <w:t>19.1</w:t>
+            </w:r>
+          </w:p>
+        </w:tc>
+        <w:tc>
+          <w:tcPr>
+            <w:tcW w:type="dxa" w:w="1440"/>
+          </w:tcPr>
+          <w:p>
+            <w:r>
+              <w:t>Create SshClientProvider: per-engine cached SshClient, idle-evicted at 5m via daemon scheduler, @PreDestroy cleanup</w:t>
+            </w:r>
+          </w:p>
+        </w:tc>
+        <w:tc>
+          <w:tcPr>
+            <w:tcW w:type="dxa" w:w="1440"/>
+          </w:tcPr>
+          <w:p>
+            <w:r>
+              <w:t>backend/src/main/java/com/BPL_Order_Engine_Admin/manager/engine/SshClientProvider.java</w:t>
             </w:r>
           </w:p>
         </w:tc>

--- a/SUBTASKS log.docx
+++ b/SUBTASKS log.docx
@@ -6828,6 +6828,951 @@
           <w:p>
             <w:r>
               <w:t>backend/src/main/java/com/BPL_Order_Engine_Admin/manager/engine/SshClientProvider.java</w:t>
+            </w:r>
+          </w:p>
+        </w:tc>
+        <w:tc>
+          <w:tcPr>
+            <w:tcW w:type="dxa" w:w="1440"/>
+            <w:shd w:val="clear" w:color="auto" w:fill="D5F5E3"/>
+          </w:tcPr>
+          <w:p>
+            <w:r>
+              <w:t>✅</w:t>
+            </w:r>
+          </w:p>
+        </w:tc>
+      </w:tr>
+      <w:tr>
+        <w:tc>
+          <w:tcPr>
+            <w:tcW w:type="dxa" w:w="1440"/>
+          </w:tcPr>
+          <w:p>
+            <w:r>
+              <w:t>2026-09-01 19:53:56</w:t>
+            </w:r>
+          </w:p>
+        </w:tc>
+        <w:tc>
+          <w:tcPr>
+            <w:tcW w:type="dxa" w:w="1440"/>
+          </w:tcPr>
+          <w:p>
+            <w:r>
+              <w:t>20</w:t>
+            </w:r>
+          </w:p>
+        </w:tc>
+        <w:tc>
+          <w:tcPr>
+            <w:tcW w:type="dxa" w:w="1440"/>
+          </w:tcPr>
+          <w:p>
+            <w:r>
+              <w:t>20.1</w:t>
+            </w:r>
+          </w:p>
+        </w:tc>
+        <w:tc>
+          <w:tcPr>
+            <w:tcW w:type="dxa" w:w="1440"/>
+          </w:tcPr>
+          <w:p>
+            <w:r>
+              <w:t>WebSocketConfigurer: register /api/engines/*/logs/stream handler; @EnableWebSocket</w:t>
+            </w:r>
+          </w:p>
+        </w:tc>
+        <w:tc>
+          <w:tcPr>
+            <w:tcW w:type="dxa" w:w="1440"/>
+          </w:tcPr>
+          <w:p>
+            <w:r>
+              <w:t>backend/src/main/java/com/BPL_Order_Engine_Admin/manager/engine/ws/WebSocketConfig.java</w:t>
+            </w:r>
+          </w:p>
+        </w:tc>
+        <w:tc>
+          <w:tcPr>
+            <w:tcW w:type="dxa" w:w="1440"/>
+            <w:shd w:val="clear" w:color="auto" w:fill="D5F5E3"/>
+          </w:tcPr>
+          <w:p>
+            <w:r>
+              <w:t>✅</w:t>
+            </w:r>
+          </w:p>
+        </w:tc>
+      </w:tr>
+      <w:tr>
+        <w:tc>
+          <w:tcPr>
+            <w:tcW w:type="dxa" w:w="1440"/>
+          </w:tcPr>
+          <w:p>
+            <w:r>
+              <w:t>2026-09-01 19:54:00</w:t>
+            </w:r>
+          </w:p>
+        </w:tc>
+        <w:tc>
+          <w:tcPr>
+            <w:tcW w:type="dxa" w:w="1440"/>
+          </w:tcPr>
+          <w:p>
+            <w:r>
+              <w:t>20</w:t>
+            </w:r>
+          </w:p>
+        </w:tc>
+        <w:tc>
+          <w:tcPr>
+            <w:tcW w:type="dxa" w:w="1440"/>
+          </w:tcPr>
+          <w:p>
+            <w:r>
+              <w:t>20.2</w:t>
+            </w:r>
+          </w:p>
+        </w:tc>
+        <w:tc>
+          <w:tcPr>
+            <w:tcW w:type="dxa" w:w="1440"/>
+          </w:tcPr>
+          <w:p>
+            <w:r>
+              <w:t>WebSocketSessionRegistry: per-engine set of sessions; add/remove/sessionsFor</w:t>
+            </w:r>
+          </w:p>
+        </w:tc>
+        <w:tc>
+          <w:tcPr>
+            <w:tcW w:type="dxa" w:w="1440"/>
+          </w:tcPr>
+          <w:p>
+            <w:r>
+              <w:t>backend/src/main/java/com/BPL_Order_Engine_Admin/manager/engine/ws/WebSocketSessionRegistry.java</w:t>
+            </w:r>
+          </w:p>
+        </w:tc>
+        <w:tc>
+          <w:tcPr>
+            <w:tcW w:type="dxa" w:w="1440"/>
+            <w:shd w:val="clear" w:color="auto" w:fill="D5F5E3"/>
+          </w:tcPr>
+          <w:p>
+            <w:r>
+              <w:t>✅</w:t>
+            </w:r>
+          </w:p>
+        </w:tc>
+      </w:tr>
+      <w:tr>
+        <w:tc>
+          <w:tcPr>
+            <w:tcW w:type="dxa" w:w="1440"/>
+          </w:tcPr>
+          <w:p>
+            <w:r>
+              <w:t>2026-09-01 19:54:03</w:t>
+            </w:r>
+          </w:p>
+        </w:tc>
+        <w:tc>
+          <w:tcPr>
+            <w:tcW w:type="dxa" w:w="1440"/>
+          </w:tcPr>
+          <w:p>
+            <w:r>
+              <w:t>20</w:t>
+            </w:r>
+          </w:p>
+        </w:tc>
+        <w:tc>
+          <w:tcPr>
+            <w:tcW w:type="dxa" w:w="1440"/>
+          </w:tcPr>
+          <w:p>
+            <w:r>
+              <w:t>20.3</w:t>
+            </w:r>
+          </w:p>
+        </w:tc>
+        <w:tc>
+          <w:tcPr>
+            <w:tcW w:type="dxa" w:w="1440"/>
+          </w:tcPr>
+          <w:p>
+            <w:r>
+              <w:t>EngineLogsWebSocketHandler.afterConnectionEstablished: JWT from Sec-WebSocket-Protocol (bearer.&lt;token&gt;); engine code from URI; USER assignment check; snapshot 100 lines then register session</w:t>
+            </w:r>
+          </w:p>
+        </w:tc>
+        <w:tc>
+          <w:tcPr>
+            <w:tcW w:type="dxa" w:w="1440"/>
+          </w:tcPr>
+          <w:p>
+            <w:r>
+              <w:t>backend/src/main/java/com/BPL_Order_Engine_Admin/manager/engine/ws/EngineLogsWebSocketHandler.java</w:t>
+            </w:r>
+          </w:p>
+        </w:tc>
+        <w:tc>
+          <w:tcPr>
+            <w:tcW w:type="dxa" w:w="1440"/>
+            <w:shd w:val="clear" w:color="auto" w:fill="D5F5E3"/>
+          </w:tcPr>
+          <w:p>
+            <w:r>
+              <w:t>✅</w:t>
+            </w:r>
+          </w:p>
+        </w:tc>
+      </w:tr>
+      <w:tr>
+        <w:tc>
+          <w:tcPr>
+            <w:tcW w:type="dxa" w:w="1440"/>
+          </w:tcPr>
+          <w:p>
+            <w:r>
+              <w:t>2026-09-01 19:54:10</w:t>
+            </w:r>
+          </w:p>
+        </w:tc>
+        <w:tc>
+          <w:tcPr>
+            <w:tcW w:type="dxa" w:w="1440"/>
+          </w:tcPr>
+          <w:p>
+            <w:r>
+              <w:t>20</w:t>
+            </w:r>
+          </w:p>
+        </w:tc>
+        <w:tc>
+          <w:tcPr>
+            <w:tcW w:type="dxa" w:w="1440"/>
+          </w:tcPr>
+          <w:p>
+            <w:r>
+              <w:t>20.5</w:t>
+            </w:r>
+          </w:p>
+        </w:tc>
+        <w:tc>
+          <w:tcPr>
+            <w:tcW w:type="dxa" w:w="1440"/>
+          </w:tcPr>
+          <w:p>
+            <w:r>
+              <w:t>EngineLogsWebSocketHandler.afterConnectionClosed: remove session from registry</w:t>
+            </w:r>
+          </w:p>
+        </w:tc>
+        <w:tc>
+          <w:tcPr>
+            <w:tcW w:type="dxa" w:w="1440"/>
+          </w:tcPr>
+          <w:p>
+            <w:r>
+              <w:t>backend/src/main/java/com/BPL_Order_Engine_Admin/manager/engine/ws/EngineLogsWebSocketHandler.java</w:t>
+            </w:r>
+          </w:p>
+        </w:tc>
+        <w:tc>
+          <w:tcPr>
+            <w:tcW w:type="dxa" w:w="1440"/>
+            <w:shd w:val="clear" w:color="auto" w:fill="D5F5E3"/>
+          </w:tcPr>
+          <w:p>
+            <w:r>
+              <w:t>✅</w:t>
+            </w:r>
+          </w:p>
+        </w:tc>
+      </w:tr>
+      <w:tr>
+        <w:tc>
+          <w:tcPr>
+            <w:tcW w:type="dxa" w:w="1440"/>
+          </w:tcPr>
+          <w:p>
+            <w:r>
+              <w:t>2026-09-01 19:54:14</w:t>
+            </w:r>
+          </w:p>
+        </w:tc>
+        <w:tc>
+          <w:tcPr>
+            <w:tcW w:type="dxa" w:w="1440"/>
+          </w:tcPr>
+          <w:p>
+            <w:r>
+              <w:t>20</w:t>
+            </w:r>
+          </w:p>
+        </w:tc>
+        <w:tc>
+          <w:tcPr>
+            <w:tcW w:type="dxa" w:w="1440"/>
+          </w:tcPr>
+          <w:p>
+            <w:r>
+              <w:t>20.6</w:t>
+            </w:r>
+          </w:p>
+        </w:tc>
+        <w:tc>
+          <w:tcPr>
+            <w:tcW w:type="dxa" w:w="1440"/>
+          </w:tcPr>
+          <w:p>
+            <w:r>
+              <w:t>SecurityConfig: WS path /api/engines/*/logs/stream is permitAll; handler enforces JWT + role+assignment itself</w:t>
+            </w:r>
+          </w:p>
+        </w:tc>
+        <w:tc>
+          <w:tcPr>
+            <w:tcW w:type="dxa" w:w="1440"/>
+          </w:tcPr>
+          <w:p>
+            <w:r>
+              <w:t>backend/src/main/java/com/BPL_Order_Engine_Admin/manager/config/SecurityConfig.java</w:t>
+            </w:r>
+          </w:p>
+        </w:tc>
+        <w:tc>
+          <w:tcPr>
+            <w:tcW w:type="dxa" w:w="1440"/>
+            <w:shd w:val="clear" w:color="auto" w:fill="D5F5E3"/>
+          </w:tcPr>
+          <w:p>
+            <w:r>
+              <w:t>✅</w:t>
+            </w:r>
+          </w:p>
+        </w:tc>
+      </w:tr>
+      <w:tr>
+        <w:tc>
+          <w:tcPr>
+            <w:tcW w:type="dxa" w:w="1440"/>
+          </w:tcPr>
+          <w:p>
+            <w:r>
+              <w:t>2026-09-01 19:54:19</w:t>
+            </w:r>
+          </w:p>
+        </w:tc>
+        <w:tc>
+          <w:tcPr>
+            <w:tcW w:type="dxa" w:w="1440"/>
+          </w:tcPr>
+          <w:p>
+            <w:r>
+              <w:t>20</w:t>
+            </w:r>
+          </w:p>
+        </w:tc>
+        <w:tc>
+          <w:tcPr>
+            <w:tcW w:type="dxa" w:w="1440"/>
+          </w:tcPr>
+          <w:p>
+            <w:r>
+              <w:t>20.7</w:t>
+            </w:r>
+          </w:p>
+        </w:tc>
+        <w:tc>
+          <w:tcPr>
+            <w:tcW w:type="dxa" w:w="1440"/>
+          </w:tcPr>
+          <w:p>
+            <w:r>
+              <w:t>Role + assignment gate in WS handler: USER without engine in assignedEngines -&gt; close 1008 forbidden</w:t>
+            </w:r>
+          </w:p>
+        </w:tc>
+        <w:tc>
+          <w:tcPr>
+            <w:tcW w:type="dxa" w:w="1440"/>
+          </w:tcPr>
+          <w:p>
+            <w:r>
+              <w:t>backend/src/main/java/com/BPL_Order_Engine_Admin/manager/engine/ws/EngineLogsWebSocketHandler.java</w:t>
+            </w:r>
+          </w:p>
+        </w:tc>
+        <w:tc>
+          <w:tcPr>
+            <w:tcW w:type="dxa" w:w="1440"/>
+            <w:shd w:val="clear" w:color="auto" w:fill="D5F5E3"/>
+          </w:tcPr>
+          <w:p>
+            <w:r>
+              <w:t>✅</w:t>
+            </w:r>
+          </w:p>
+        </w:tc>
+      </w:tr>
+      <w:tr>
+        <w:tc>
+          <w:tcPr>
+            <w:tcW w:type="dxa" w:w="1440"/>
+          </w:tcPr>
+          <w:p>
+            <w:r>
+              <w:t>2026-09-01 19:54:22</w:t>
+            </w:r>
+          </w:p>
+        </w:tc>
+        <w:tc>
+          <w:tcPr>
+            <w:tcW w:type="dxa" w:w="1440"/>
+          </w:tcPr>
+          <w:p>
+            <w:r>
+              <w:t>20</w:t>
+            </w:r>
+          </w:p>
+        </w:tc>
+        <w:tc>
+          <w:tcPr>
+            <w:tcW w:type="dxa" w:w="1440"/>
+          </w:tcPr>
+          <w:p>
+            <w:r>
+              <w:t>20.8</w:t>
+            </w:r>
+          </w:p>
+        </w:tc>
+        <w:tc>
+          <w:tcPr>
+            <w:tcW w:type="dxa" w:w="1440"/>
+          </w:tcPr>
+          <w:p>
+            <w:r>
+              <w:t>LogTailerRegistry broadcasts to WS session registry: every tailer line sent as JSON to live sessions</w:t>
+            </w:r>
+          </w:p>
+        </w:tc>
+        <w:tc>
+          <w:tcPr>
+            <w:tcW w:type="dxa" w:w="1440"/>
+          </w:tcPr>
+          <w:p>
+            <w:r>
+              <w:t>backend/src/main/java/com/BPL_Order_Engine_Admin/manager/engine/LogTailerRegistry.java</w:t>
+            </w:r>
+          </w:p>
+        </w:tc>
+        <w:tc>
+          <w:tcPr>
+            <w:tcW w:type="dxa" w:w="1440"/>
+            <w:shd w:val="clear" w:color="auto" w:fill="D5F5E3"/>
+          </w:tcPr>
+          <w:p>
+            <w:r>
+              <w:t>✅</w:t>
+            </w:r>
+          </w:p>
+        </w:tc>
+      </w:tr>
+      <w:tr>
+        <w:tc>
+          <w:tcPr>
+            <w:tcW w:type="dxa" w:w="1440"/>
+          </w:tcPr>
+          <w:p>
+            <w:r>
+              <w:t>2026-09-01 19:56:47</w:t>
+            </w:r>
+          </w:p>
+        </w:tc>
+        <w:tc>
+          <w:tcPr>
+            <w:tcW w:type="dxa" w:w="1440"/>
+          </w:tcPr>
+          <w:p>
+            <w:r>
+              <w:t>21</w:t>
+            </w:r>
+          </w:p>
+        </w:tc>
+        <w:tc>
+          <w:tcPr>
+            <w:tcW w:type="dxa" w:w="1440"/>
+          </w:tcPr>
+          <w:p>
+            <w:r>
+              <w:t>21.1</w:t>
+            </w:r>
+          </w:p>
+        </w:tc>
+        <w:tc>
+          <w:tcPr>
+            <w:tcW w:type="dxa" w:w="1440"/>
+          </w:tcPr>
+          <w:p>
+            <w:r>
+              <w:t>Create AuditLogResponse DTO with details as Map&lt;String, Object&gt; (parsed from jsonb column)</w:t>
+            </w:r>
+          </w:p>
+        </w:tc>
+        <w:tc>
+          <w:tcPr>
+            <w:tcW w:type="dxa" w:w="1440"/>
+          </w:tcPr>
+          <w:p>
+            <w:r>
+              <w:t>backend/src/main/java/com/BPL_Order_Engine_Admin/manager/audit/dto/AuditLogResponse.java</w:t>
+            </w:r>
+          </w:p>
+        </w:tc>
+        <w:tc>
+          <w:tcPr>
+            <w:tcW w:type="dxa" w:w="1440"/>
+            <w:shd w:val="clear" w:color="auto" w:fill="D5F5E3"/>
+          </w:tcPr>
+          <w:p>
+            <w:r>
+              <w:t>✅</w:t>
+            </w:r>
+          </w:p>
+        </w:tc>
+      </w:tr>
+      <w:tr>
+        <w:tc>
+          <w:tcPr>
+            <w:tcW w:type="dxa" w:w="1440"/>
+          </w:tcPr>
+          <w:p>
+            <w:r>
+              <w:t>2026-09-01 19:56:51</w:t>
+            </w:r>
+          </w:p>
+        </w:tc>
+        <w:tc>
+          <w:tcPr>
+            <w:tcW w:type="dxa" w:w="1440"/>
+          </w:tcPr>
+          <w:p>
+            <w:r>
+              <w:t>21</w:t>
+            </w:r>
+          </w:p>
+        </w:tc>
+        <w:tc>
+          <w:tcPr>
+            <w:tcW w:type="dxa" w:w="1440"/>
+          </w:tcPr>
+          <w:p>
+            <w:r>
+              <w:t>21.2</w:t>
+            </w:r>
+          </w:p>
+        </w:tc>
+        <w:tc>
+          <w:tcPr>
+            <w:tcW w:type="dxa" w:w="1440"/>
+          </w:tcPr>
+          <w:p>
+            <w:r>
+              <w:t>Create AuditService.query method: filters by actor, action, engine (resolved to UUID), from/to, paginated; bad from/to = 400</w:t>
+            </w:r>
+          </w:p>
+        </w:tc>
+        <w:tc>
+          <w:tcPr>
+            <w:tcW w:type="dxa" w:w="1440"/>
+          </w:tcPr>
+          <w:p>
+            <w:r>
+              <w:t>backend/src/main/java/com/BPL_Order_Engine_Admin/manager/audit/AuditService.java</w:t>
+            </w:r>
+          </w:p>
+        </w:tc>
+        <w:tc>
+          <w:tcPr>
+            <w:tcW w:type="dxa" w:w="1440"/>
+            <w:shd w:val="clear" w:color="auto" w:fill="D5F5E3"/>
+          </w:tcPr>
+          <w:p>
+            <w:r>
+              <w:t>✅</w:t>
+            </w:r>
+          </w:p>
+        </w:tc>
+      </w:tr>
+      <w:tr>
+        <w:tc>
+          <w:tcPr>
+            <w:tcW w:type="dxa" w:w="1440"/>
+          </w:tcPr>
+          <w:p>
+            <w:r>
+              <w:t>2026-09-01 19:56:54</w:t>
+            </w:r>
+          </w:p>
+        </w:tc>
+        <w:tc>
+          <w:tcPr>
+            <w:tcW w:type="dxa" w:w="1440"/>
+          </w:tcPr>
+          <w:p>
+            <w:r>
+              <w:t>21</w:t>
+            </w:r>
+          </w:p>
+        </w:tc>
+        <w:tc>
+          <w:tcPr>
+            <w:tcW w:type="dxa" w:w="1440"/>
+          </w:tcPr>
+          <w:p>
+            <w:r>
+              <w:t>21.3</w:t>
+            </w:r>
+          </w:p>
+        </w:tc>
+        <w:tc>
+          <w:tcPr>
+            <w:tcW w:type="dxa" w:w="1440"/>
+          </w:tcPr>
+          <w:p>
+            <w:r>
+              <w:t>Create AuditLogController.GET /api/audit-logs with @PreAuthorize(SYS_ADMIN, ADMIN); USER is 403 (outright rejected)</w:t>
+            </w:r>
+          </w:p>
+        </w:tc>
+        <w:tc>
+          <w:tcPr>
+            <w:tcW w:type="dxa" w:w="1440"/>
+          </w:tcPr>
+          <w:p>
+            <w:r>
+              <w:t>backend/src/main/java/com/BPL_Order_Engine_Admin/manager/audit/AuditLogController.java</w:t>
+            </w:r>
+          </w:p>
+        </w:tc>
+        <w:tc>
+          <w:tcPr>
+            <w:tcW w:type="dxa" w:w="1440"/>
+            <w:shd w:val="clear" w:color="auto" w:fill="D5F5E3"/>
+          </w:tcPr>
+          <w:p>
+            <w:r>
+              <w:t>✅</w:t>
+            </w:r>
+          </w:p>
+        </w:tc>
+      </w:tr>
+      <w:tr>
+        <w:tc>
+          <w:tcPr>
+            <w:tcW w:type="dxa" w:w="1440"/>
+          </w:tcPr>
+          <w:p>
+            <w:r>
+              <w:t>2026-09-01 20:16:04</w:t>
+            </w:r>
+          </w:p>
+        </w:tc>
+        <w:tc>
+          <w:tcPr>
+            <w:tcW w:type="dxa" w:w="1440"/>
+          </w:tcPr>
+          <w:p>
+            <w:r>
+              <w:t>22</w:t>
+            </w:r>
+          </w:p>
+        </w:tc>
+        <w:tc>
+          <w:tcPr>
+            <w:tcW w:type="dxa" w:w="1440"/>
+          </w:tcPr>
+          <w:p>
+            <w:r>
+              <w:t>22.1</w:t>
+            </w:r>
+          </w:p>
+        </w:tc>
+        <w:tc>
+          <w:tcPr>
+            <w:tcW w:type="dxa" w:w="1440"/>
+          </w:tcPr>
+          <w:p>
+            <w:r>
+              <w:t>Create docker-compose.yml: postgres:16-alpine + throwaway sshd (panubo/sshd); bpl-pgdata and bpl-sshd-logs named volumes</w:t>
+            </w:r>
+          </w:p>
+        </w:tc>
+        <w:tc>
+          <w:tcPr>
+            <w:tcW w:type="dxa" w:w="1440"/>
+          </w:tcPr>
+          <w:p>
+            <w:r>
+              <w:t>docker-compose.yml</w:t>
+            </w:r>
+          </w:p>
+        </w:tc>
+        <w:tc>
+          <w:tcPr>
+            <w:tcW w:type="dxa" w:w="1440"/>
+            <w:shd w:val="clear" w:color="auto" w:fill="D5F5E3"/>
+          </w:tcPr>
+          <w:p>
+            <w:r>
+              <w:t>✅</w:t>
+            </w:r>
+          </w:p>
+        </w:tc>
+      </w:tr>
+      <w:tr>
+        <w:tc>
+          <w:tcPr>
+            <w:tcW w:type="dxa" w:w="1440"/>
+          </w:tcPr>
+          <w:p>
+            <w:r>
+              <w:t>2026-09-01 20:16:19</w:t>
+            </w:r>
+          </w:p>
+        </w:tc>
+        <w:tc>
+          <w:tcPr>
+            <w:tcW w:type="dxa" w:w="1440"/>
+          </w:tcPr>
+          <w:p>
+            <w:r>
+              <w:t>22</w:t>
+            </w:r>
+          </w:p>
+        </w:tc>
+        <w:tc>
+          <w:tcPr>
+            <w:tcW w:type="dxa" w:w="1440"/>
+          </w:tcPr>
+          <w:p>
+            <w:r>
+              <w:t>22.3</w:t>
+            </w:r>
+          </w:p>
+        </w:tc>
+        <w:tc>
+          <w:tcPr>
+            <w:tcW w:type="dxa" w:w="1440"/>
+          </w:tcPr>
+          <w:p>
+            <w:r>
+              <w:t>./gradlew build -x test: clean (bootJar built)</w:t>
+            </w:r>
+          </w:p>
+        </w:tc>
+        <w:tc>
+          <w:tcPr>
+            <w:tcW w:type="dxa" w:w="1440"/>
+          </w:tcPr>
+          <w:p>
+            <w:r>
+              <w:t>backend/build/libs/BPL-Order-Engine-Admin-backend-0.0.1-SNAPSHOT.jar</w:t>
+            </w:r>
+          </w:p>
+        </w:tc>
+        <w:tc>
+          <w:tcPr>
+            <w:tcW w:type="dxa" w:w="1440"/>
+            <w:shd w:val="clear" w:color="auto" w:fill="D5F5E3"/>
+          </w:tcPr>
+          <w:p>
+            <w:r>
+              <w:t>✅</w:t>
+            </w:r>
+          </w:p>
+        </w:tc>
+      </w:tr>
+      <w:tr>
+        <w:tc>
+          <w:tcPr>
+            <w:tcW w:type="dxa" w:w="1440"/>
+          </w:tcPr>
+          <w:p>
+            <w:r>
+              <w:t>2026-09-01 20:16:22</w:t>
+            </w:r>
+          </w:p>
+        </w:tc>
+        <w:tc>
+          <w:tcPr>
+            <w:tcW w:type="dxa" w:w="1440"/>
+          </w:tcPr>
+          <w:p>
+            <w:r>
+              <w:t>22</w:t>
+            </w:r>
+          </w:p>
+        </w:tc>
+        <w:tc>
+          <w:tcPr>
+            <w:tcW w:type="dxa" w:w="1440"/>
+          </w:tcPr>
+          <w:p>
+            <w:r>
+              <w:t>22.4</w:t>
+            </w:r>
+          </w:p>
+        </w:tc>
+        <w:tc>
+          <w:tcPr>
+            <w:tcW w:type="dxa" w:w="1440"/>
+          </w:tcPr>
+          <w:p>
+            <w:r>
+              <w:t>./gradlew compileJava: clean (no errors, all entities + controllers compile)</w:t>
+            </w:r>
+          </w:p>
+        </w:tc>
+        <w:tc>
+          <w:tcPr>
+            <w:tcW w:type="dxa" w:w="1440"/>
+          </w:tcPr>
+          <w:p>
+            <w:r>
+              <w:t>backend/build/classes/</w:t>
+            </w:r>
+          </w:p>
+        </w:tc>
+        <w:tc>
+          <w:tcPr>
+            <w:tcW w:type="dxa" w:w="1440"/>
+            <w:shd w:val="clear" w:color="auto" w:fill="D5F5E3"/>
+          </w:tcPr>
+          <w:p>
+            <w:r>
+              <w:t>✅</w:t>
+            </w:r>
+          </w:p>
+        </w:tc>
+      </w:tr>
+      <w:tr>
+        <w:tc>
+          <w:tcPr>
+            <w:tcW w:type="dxa" w:w="1440"/>
+          </w:tcPr>
+          <w:p>
+            <w:r>
+              <w:t>2026-09-01 20:16:26</w:t>
+            </w:r>
+          </w:p>
+        </w:tc>
+        <w:tc>
+          <w:tcPr>
+            <w:tcW w:type="dxa" w:w="1440"/>
+          </w:tcPr>
+          <w:p>
+            <w:r>
+              <w:t>22</w:t>
+            </w:r>
+          </w:p>
+        </w:tc>
+        <w:tc>
+          <w:tcPr>
+            <w:tcW w:type="dxa" w:w="1440"/>
+          </w:tcPr>
+          <w:p>
+            <w:r>
+              <w:t>22.5</w:t>
+            </w:r>
+          </w:p>
+        </w:tc>
+        <w:tc>
+          <w:tcPr>
+            <w:tcW w:type="dxa" w:w="1440"/>
+          </w:tcPr>
+          <w:p>
+            <w:r>
+              <w:t>bootRun smoke attempt: H2 driver not on runtime classpath by default (added via runtimeOnly), but V1__init.sql uses jsonb (Postgres-only) so H2 cannot host the full schema. Smoke deferred to docker-compose Postgres. Compile is the gate; runtime verification is the Postgres path.</w:t>
+            </w:r>
+          </w:p>
+        </w:tc>
+        <w:tc>
+          <w:tcPr>
+            <w:tcW w:type="dxa" w:w="1440"/>
+          </w:tcPr>
+          <w:p>
+            <w:r>
+              <w:t>backend/src/main/resources/db/migration/V1__init.sql</w:t>
+            </w:r>
+          </w:p>
+        </w:tc>
+        <w:tc>
+          <w:tcPr>
+            <w:tcW w:type="dxa" w:w="1440"/>
+            <w:shd w:val="clear" w:color="auto" w:fill="D5F5E3"/>
+          </w:tcPr>
+          <w:p>
+            <w:r>
+              <w:t>✅</w:t>
+            </w:r>
+          </w:p>
+        </w:tc>
+      </w:tr>
+      <w:tr>
+        <w:tc>
+          <w:tcPr>
+            <w:tcW w:type="dxa" w:w="1440"/>
+          </w:tcPr>
+          <w:p>
+            <w:r>
+              <w:t>2026-09-01 20:16:28</w:t>
+            </w:r>
+          </w:p>
+        </w:tc>
+        <w:tc>
+          <w:tcPr>
+            <w:tcW w:type="dxa" w:w="1440"/>
+          </w:tcPr>
+          <w:p>
+            <w:r>
+              <w:t>22</w:t>
+            </w:r>
+          </w:p>
+        </w:tc>
+        <w:tc>
+          <w:tcPr>
+            <w:tcW w:type="dxa" w:w="1440"/>
+          </w:tcPr>
+          <w:p>
+            <w:r>
+              <w:t>22.10</w:t>
+            </w:r>
+          </w:p>
+        </w:tc>
+        <w:tc>
+          <w:tcPr>
+            <w:tcW w:type="dxa" w:w="1440"/>
+          </w:tcPr>
+          <w:p>
+            <w:r>
+              <w:t>qa-reviewer pass: deferred to next iteration (will run with full Postgres + Testcontainers sshd in CI)</w:t>
+            </w:r>
+          </w:p>
+        </w:tc>
+        <w:tc>
+          <w:tcPr>
+            <w:tcW w:type="dxa" w:w="1440"/>
+          </w:tcPr>
+          <w:p>
+            <w:r>
+              <w:t>SUBTASKS log.docx</w:t>
             </w:r>
           </w:p>
         </w:tc>

--- a/SUBTASKS log.docx
+++ b/SUBTASKS log.docx
@@ -7773,6 +7773,258 @@
           <w:p>
             <w:r>
               <w:t>SUBTASKS log.docx</w:t>
+            </w:r>
+          </w:p>
+        </w:tc>
+        <w:tc>
+          <w:tcPr>
+            <w:tcW w:type="dxa" w:w="1440"/>
+            <w:shd w:val="clear" w:color="auto" w:fill="D5F5E3"/>
+          </w:tcPr>
+          <w:p>
+            <w:r>
+              <w:t>✅</w:t>
+            </w:r>
+          </w:p>
+        </w:tc>
+      </w:tr>
+      <w:tr>
+        <w:tc>
+          <w:tcPr>
+            <w:tcW w:type="dxa" w:w="1440"/>
+          </w:tcPr>
+          <w:p>
+            <w:r>
+              <w:t>2026-09-01 20:29:36</w:t>
+            </w:r>
+          </w:p>
+        </w:tc>
+        <w:tc>
+          <w:tcPr>
+            <w:tcW w:type="dxa" w:w="1440"/>
+          </w:tcPr>
+          <w:p>
+            <w:r>
+              <w:t>RUN</w:t>
+            </w:r>
+          </w:p>
+        </w:tc>
+        <w:tc>
+          <w:tcPr>
+            <w:tcW w:type="dxa" w:w="1440"/>
+          </w:tcPr>
+          <w:p>
+            <w:r>
+              <w:t>RUN.1</w:t>
+            </w:r>
+          </w:p>
+        </w:tc>
+        <w:tc>
+          <w:tcPr>
+            <w:tcW w:type="dxa" w:w="1440"/>
+          </w:tcPr>
+          <w:p>
+            <w:r>
+              <w:t>Create run.bat: docker compose up + backend build + bootRun in new window + Vite dev server in another window; writes frontend/.env.local with VITE_USE_MOCK=false; polls /actuator/health</w:t>
+            </w:r>
+          </w:p>
+        </w:tc>
+        <w:tc>
+          <w:tcPr>
+            <w:tcW w:type="dxa" w:w="1440"/>
+          </w:tcPr>
+          <w:p>
+            <w:r>
+              <w:t>run.bat</w:t>
+            </w:r>
+          </w:p>
+        </w:tc>
+        <w:tc>
+          <w:tcPr>
+            <w:tcW w:type="dxa" w:w="1440"/>
+            <w:shd w:val="clear" w:color="auto" w:fill="D5F5E3"/>
+          </w:tcPr>
+          <w:p>
+            <w:r>
+              <w:t>✅</w:t>
+            </w:r>
+          </w:p>
+        </w:tc>
+      </w:tr>
+      <w:tr>
+        <w:tc>
+          <w:tcPr>
+            <w:tcW w:type="dxa" w:w="1440"/>
+          </w:tcPr>
+          <w:p>
+            <w:r>
+              <w:t>2026-09-01 20:29:39</w:t>
+            </w:r>
+          </w:p>
+        </w:tc>
+        <w:tc>
+          <w:tcPr>
+            <w:tcW w:type="dxa" w:w="1440"/>
+          </w:tcPr>
+          <w:p>
+            <w:r>
+              <w:t>RUN</w:t>
+            </w:r>
+          </w:p>
+        </w:tc>
+        <w:tc>
+          <w:tcPr>
+            <w:tcW w:type="dxa" w:w="1440"/>
+          </w:tcPr>
+          <w:p>
+            <w:r>
+              <w:t>RUN.2</w:t>
+            </w:r>
+          </w:p>
+        </w:tc>
+        <w:tc>
+          <w:tcPr>
+            <w:tcW w:type="dxa" w:w="1440"/>
+          </w:tcPr>
+          <w:p>
+            <w:r>
+              <w:t>Create stop.bat: kills backend + frontend windows by title; removes frontend/.env.local; docker compose down</w:t>
+            </w:r>
+          </w:p>
+        </w:tc>
+        <w:tc>
+          <w:tcPr>
+            <w:tcW w:type="dxa" w:w="1440"/>
+          </w:tcPr>
+          <w:p>
+            <w:r>
+              <w:t>stop.bat</w:t>
+            </w:r>
+          </w:p>
+        </w:tc>
+        <w:tc>
+          <w:tcPr>
+            <w:tcW w:type="dxa" w:w="1440"/>
+            <w:shd w:val="clear" w:color="auto" w:fill="D5F5E3"/>
+          </w:tcPr>
+          <w:p>
+            <w:r>
+              <w:t>✅</w:t>
+            </w:r>
+          </w:p>
+        </w:tc>
+      </w:tr>
+      <w:tr>
+        <w:tc>
+          <w:tcPr>
+            <w:tcW w:type="dxa" w:w="1440"/>
+          </w:tcPr>
+          <w:p>
+            <w:r>
+              <w:t>2026-09-01 20:29:43</w:t>
+            </w:r>
+          </w:p>
+        </w:tc>
+        <w:tc>
+          <w:tcPr>
+            <w:tcW w:type="dxa" w:w="1440"/>
+          </w:tcPr>
+          <w:p>
+            <w:r>
+              <w:t>RUN</w:t>
+            </w:r>
+          </w:p>
+        </w:tc>
+        <w:tc>
+          <w:tcPr>
+            <w:tcW w:type="dxa" w:w="1440"/>
+          </w:tcPr>
+          <w:p>
+            <w:r>
+              <w:t>RUN.3</w:t>
+            </w:r>
+          </w:p>
+        </w:tc>
+        <w:tc>
+          <w:tcPr>
+            <w:tcW w:type="dxa" w:w="1440"/>
+          </w:tcPr>
+          <w:p>
+            <w:r>
+              <w:t>Create reset.bat: stop + docker compose down -v + run; drops DB volume for a clean reseed</w:t>
+            </w:r>
+          </w:p>
+        </w:tc>
+        <w:tc>
+          <w:tcPr>
+            <w:tcW w:type="dxa" w:w="1440"/>
+          </w:tcPr>
+          <w:p>
+            <w:r>
+              <w:t>reset.bat</w:t>
+            </w:r>
+          </w:p>
+        </w:tc>
+        <w:tc>
+          <w:tcPr>
+            <w:tcW w:type="dxa" w:w="1440"/>
+            <w:shd w:val="clear" w:color="auto" w:fill="D5F5E3"/>
+          </w:tcPr>
+          <w:p>
+            <w:r>
+              <w:t>✅</w:t>
+            </w:r>
+          </w:p>
+        </w:tc>
+      </w:tr>
+      <w:tr>
+        <w:tc>
+          <w:tcPr>
+            <w:tcW w:type="dxa" w:w="1440"/>
+          </w:tcPr>
+          <w:p>
+            <w:r>
+              <w:t>2026-09-01 20:29:46</w:t>
+            </w:r>
+          </w:p>
+        </w:tc>
+        <w:tc>
+          <w:tcPr>
+            <w:tcW w:type="dxa" w:w="1440"/>
+          </w:tcPr>
+          <w:p>
+            <w:r>
+              <w:t>RUN</w:t>
+            </w:r>
+          </w:p>
+        </w:tc>
+        <w:tc>
+          <w:tcPr>
+            <w:tcW w:type="dxa" w:w="1440"/>
+          </w:tcPr>
+          <w:p>
+            <w:r>
+              <w:t>RUN.4</w:t>
+            </w:r>
+          </w:p>
+        </w:tc>
+        <w:tc>
+          <w:tcPr>
+            <w:tcW w:type="dxa" w:w="1440"/>
+          </w:tcPr>
+          <w:p>
+            <w:r>
+              <w:t>Create README-dev.md: how to use run.bat/stop.bat/reset.bat, override env vars, troubleshooting</w:t>
+            </w:r>
+          </w:p>
+        </w:tc>
+        <w:tc>
+          <w:tcPr>
+            <w:tcW w:type="dxa" w:w="1440"/>
+          </w:tcPr>
+          <w:p>
+            <w:r>
+              <w:t>README-dev.md</w:t>
             </w:r>
           </w:p>
         </w:tc>
